--- a/lessons/8-1/readiness/practice.docx
+++ b/lessons/8-1/readiness/practice.docx
@@ -86,7 +86,1535 @@
     </w:p>
     <w:p>
       <w:pPr>
-        <w:spacing w:after="120" w:before="0"/>
+        <w:spacing w:after="60" w:before="120"/>
+      </w:pPr>
+      <w:r>
+        <w:rPr>
+          <w:b/>
+          <w:bCs/>
+          <w:color w:val="0F2B3C"/>
+          <w:sz w:val="24"/>
+          <w:szCs w:val="24"/>
+        </w:rPr>
+        <w:t xml:space="preserve">Vocabulary Anchor Box</w:t>
+      </w:r>
+    </w:p>
+    <w:tbl>
+      <w:tblPr>
+        <w:tblW w:type="dxa" w:w="9360"/>
+        <w:tblBorders>
+          <w:top w:val="single" w:color="C7D2DD" w:sz="6"/>
+          <w:left w:val="single" w:color="C7D2DD" w:sz="6"/>
+          <w:bottom w:val="single" w:color="C7D2DD" w:sz="6"/>
+          <w:right w:val="single" w:color="C7D2DD" w:sz="6"/>
+          <w:insideH w:val="single" w:color="C7D2DD" w:sz="6"/>
+          <w:insideV w:val="single" w:color="C7D2DD" w:sz="6"/>
+        </w:tblBorders>
+      </w:tblPr>
+      <w:tblGrid>
+        <w:gridCol w:w="1800"/>
+        <w:gridCol w:w="3160"/>
+        <w:gridCol w:w="2200"/>
+        <w:gridCol w:w="2200"/>
+      </w:tblGrid>
+      <w:tr>
+        <w:trPr>
+          <w:cantSplit/>
+          <w:tblHeader/>
+        </w:trPr>
+        <w:tc>
+          <w:tcPr>
+            <w:tcW w:type="dxa" w:w="1800"/>
+            <w:shd w:fill="EEF4F8" w:color="auto" w:val="clear"/>
+            <w:tcMar>
+              <w:top w:type="dxa" w:w="60"/>
+              <w:left w:type="dxa" w:w="100"/>
+              <w:bottom w:type="dxa" w:w="60"/>
+              <w:right w:type="dxa" w:w="100"/>
+            </w:tcMar>
+          </w:tcPr>
+          <w:p>
+            <w:pPr>
+              <w:spacing w:after="0" w:before="0"/>
+            </w:pPr>
+            <w:r>
+              <w:rPr>
+                <w:b/>
+                <w:bCs/>
+                <w:color w:val="0F2B3C"/>
+                <w:sz w:val="18"/>
+                <w:szCs w:val="18"/>
+              </w:rPr>
+              <w:t xml:space="preserve">Concept Term</w:t>
+            </w:r>
+          </w:p>
+        </w:tc>
+        <w:tc>
+          <w:tcPr>
+            <w:tcW w:type="dxa" w:w="3160"/>
+            <w:shd w:fill="EEF4F8" w:color="auto" w:val="clear"/>
+            <w:tcMar>
+              <w:top w:type="dxa" w:w="60"/>
+              <w:left w:type="dxa" w:w="100"/>
+              <w:bottom w:type="dxa" w:w="60"/>
+              <w:right w:type="dxa" w:w="100"/>
+            </w:tcMar>
+          </w:tcPr>
+          <w:p>
+            <w:pPr>
+              <w:spacing w:after="0" w:before="0"/>
+            </w:pPr>
+            <w:r>
+              <w:rPr>
+                <w:b/>
+                <w:bCs/>
+                <w:color w:val="0F2B3C"/>
+                <w:sz w:val="18"/>
+                <w:szCs w:val="18"/>
+              </w:rPr>
+              <w:t xml:space="preserve">Student-Friendly Definition</w:t>
+            </w:r>
+          </w:p>
+        </w:tc>
+        <w:tc>
+          <w:tcPr>
+            <w:tcW w:type="dxa" w:w="2200"/>
+            <w:shd w:fill="EEF4F8" w:color="auto" w:val="clear"/>
+            <w:tcMar>
+              <w:top w:type="dxa" w:w="60"/>
+              <w:left w:type="dxa" w:w="100"/>
+              <w:bottom w:type="dxa" w:w="60"/>
+              <w:right w:type="dxa" w:w="100"/>
+            </w:tcMar>
+          </w:tcPr>
+          <w:p>
+            <w:pPr>
+              <w:spacing w:after="0" w:before="0"/>
+            </w:pPr>
+            <w:r>
+              <w:rPr>
+                <w:b/>
+                <w:bCs/>
+                <w:color w:val="0F2B3C"/>
+                <w:sz w:val="18"/>
+                <w:szCs w:val="18"/>
+              </w:rPr>
+              <w:t xml:space="preserve">Non-Example</w:t>
+            </w:r>
+          </w:p>
+        </w:tc>
+        <w:tc>
+          <w:tcPr>
+            <w:tcW w:type="dxa" w:w="2200"/>
+            <w:shd w:fill="EEF4F8" w:color="auto" w:val="clear"/>
+            <w:tcMar>
+              <w:top w:type="dxa" w:w="60"/>
+              <w:left w:type="dxa" w:w="100"/>
+              <w:bottom w:type="dxa" w:w="60"/>
+              <w:right w:type="dxa" w:w="100"/>
+            </w:tcMar>
+          </w:tcPr>
+          <w:p>
+            <w:pPr>
+              <w:spacing w:after="0" w:before="0"/>
+            </w:pPr>
+            <w:r>
+              <w:rPr>
+                <w:b/>
+                <w:bCs/>
+                <w:color w:val="0F2B3C"/>
+                <w:sz w:val="18"/>
+                <w:szCs w:val="18"/>
+              </w:rPr>
+              <w:t xml:space="preserve">Visual Clue</w:t>
+            </w:r>
+          </w:p>
+        </w:tc>
+      </w:tr>
+      <w:tr>
+        <w:trPr>
+          <w:cantSplit/>
+        </w:trPr>
+        <w:tc>
+          <w:tcPr>
+            <w:tcW w:type="dxa" w:w="1800"/>
+            <w:tcMar>
+              <w:top w:type="dxa" w:w="60"/>
+              <w:left w:type="dxa" w:w="100"/>
+              <w:bottom w:type="dxa" w:w="60"/>
+              <w:right w:type="dxa" w:w="100"/>
+            </w:tcMar>
+            <w:vAlign w:val="top"/>
+          </w:tcPr>
+          <w:p>
+            <w:pPr>
+              <w:spacing w:after="20" w:before="0"/>
+            </w:pPr>
+            <w:r>
+              <w:rPr>
+                <w:b/>
+                <w:bCs/>
+                <w:color w:val="0F2B3C"/>
+                <w:sz w:val="20"/>
+                <w:szCs w:val="20"/>
+              </w:rPr>
+              <w:t xml:space="preserve">Write Equations</w:t>
+            </w:r>
+          </w:p>
+          <w:p>
+            <w:pPr>
+              <w:spacing w:after="0" w:before="0"/>
+            </w:pPr>
+            <w:r>
+              <w:rPr>
+                <w:i/>
+                <w:iCs/>
+                <w:color w:val="5E6E7E"/>
+                <w:sz w:val="18"/>
+                <w:szCs w:val="18"/>
+              </w:rPr>
+              <w:t xml:space="preserve">Escribir ecuaciones</w:t>
+            </w:r>
+          </w:p>
+        </w:tc>
+        <w:tc>
+          <w:tcPr>
+            <w:tcW w:type="dxa" w:w="3160"/>
+            <w:tcMar>
+              <w:top w:type="dxa" w:w="60"/>
+              <w:left w:type="dxa" w:w="100"/>
+              <w:bottom w:type="dxa" w:w="60"/>
+              <w:right w:type="dxa" w:w="100"/>
+            </w:tcMar>
+            <w:vAlign w:val="top"/>
+          </w:tcPr>
+          <w:p>
+            <w:pPr>
+              <w:spacing w:after="0" w:before="0"/>
+            </w:pPr>
+            <w:r>
+              <w:rPr>
+                <w:sz w:val="19"/>
+                <w:szCs w:val="19"/>
+              </w:rPr>
+              <w:t xml:space="preserve">Represent a relationship with expressions joined by an equal sign.</w:t>
+            </w:r>
+          </w:p>
+        </w:tc>
+        <w:tc>
+          <w:tcPr>
+            <w:tcW w:type="dxa" w:w="2200"/>
+            <w:tcMar>
+              <w:top w:type="dxa" w:w="60"/>
+              <w:left w:type="dxa" w:w="100"/>
+              <w:bottom w:type="dxa" w:w="60"/>
+              <w:right w:type="dxa" w:w="100"/>
+            </w:tcMar>
+            <w:vAlign w:val="top"/>
+          </w:tcPr>
+          <w:p>
+            <w:pPr>
+              <w:spacing w:after="30" w:before="0"/>
+            </w:pPr>
+            <w:r>
+              <w:rPr>
+                <w:i/>
+                <w:iCs/>
+                <w:color w:val="5E6E7E"/>
+                <w:sz w:val="18"/>
+                <w:szCs w:val="18"/>
+              </w:rPr>
+              <w:t xml:space="preserve">Not Write Equations: write a counter-example that does not fit the rule.</w:t>
+            </w:r>
+          </w:p>
+          <w:p>
+            <w:pPr>
+              <w:spacing w:after="50" w:before="0"/>
+            </w:pPr>
+            <w:r>
+              <w:rPr>
+                <w:color w:val="BBBBBB"/>
+                <w:sz w:val="18"/>
+                <w:szCs w:val="18"/>
+              </w:rPr>
+              <w:t xml:space="preserve">____________________________</w:t>
+            </w:r>
+          </w:p>
+        </w:tc>
+        <w:tc>
+          <w:tcPr>
+            <w:tcW w:type="dxa" w:w="2200"/>
+            <w:tcMar>
+              <w:top w:type="dxa" w:w="60"/>
+              <w:left w:type="dxa" w:w="100"/>
+              <w:bottom w:type="dxa" w:w="60"/>
+              <w:right w:type="dxa" w:w="100"/>
+            </w:tcMar>
+            <w:vAlign w:val="top"/>
+          </w:tcPr>
+          <w:p>
+            <w:pPr>
+              <w:spacing w:after="0" w:before="0"/>
+            </w:pPr>
+            <w:r>
+              <w:rPr>
+                <w:i/>
+                <w:iCs/>
+                <w:color w:val="5E6E7E"/>
+                <w:sz w:val="18"/>
+                <w:szCs w:val="18"/>
+              </w:rPr>
+              <w:t xml:space="preserve">A $5 fee plus $3 per game for g games: 5 + 3g = total.</w:t>
+            </w:r>
+          </w:p>
+        </w:tc>
+      </w:tr>
+      <w:tr>
+        <w:trPr>
+          <w:cantSplit/>
+        </w:trPr>
+        <w:tc>
+          <w:tcPr>
+            <w:tcW w:type="dxa" w:w="1800"/>
+            <w:tcMar>
+              <w:top w:type="dxa" w:w="60"/>
+              <w:left w:type="dxa" w:w="100"/>
+              <w:bottom w:type="dxa" w:w="60"/>
+              <w:right w:type="dxa" w:w="100"/>
+            </w:tcMar>
+            <w:vAlign w:val="top"/>
+          </w:tcPr>
+          <w:p>
+            <w:pPr>
+              <w:spacing w:after="20" w:before="0"/>
+            </w:pPr>
+            <w:r>
+              <w:rPr>
+                <w:b/>
+                <w:bCs/>
+                <w:color w:val="0F2B3C"/>
+                <w:sz w:val="20"/>
+                <w:szCs w:val="20"/>
+              </w:rPr>
+              <w:t xml:space="preserve">Equation</w:t>
+            </w:r>
+          </w:p>
+          <w:p>
+            <w:pPr>
+              <w:spacing w:after="0" w:before="0"/>
+            </w:pPr>
+            <w:r>
+              <w:rPr>
+                <w:i/>
+                <w:iCs/>
+                <w:color w:val="5E6E7E"/>
+                <w:sz w:val="18"/>
+                <w:szCs w:val="18"/>
+              </w:rPr>
+              <w:t xml:space="preserve">Ecuación</w:t>
+            </w:r>
+          </w:p>
+        </w:tc>
+        <w:tc>
+          <w:tcPr>
+            <w:tcW w:type="dxa" w:w="3160"/>
+            <w:tcMar>
+              <w:top w:type="dxa" w:w="60"/>
+              <w:left w:type="dxa" w:w="100"/>
+              <w:bottom w:type="dxa" w:w="60"/>
+              <w:right w:type="dxa" w:w="100"/>
+            </w:tcMar>
+            <w:vAlign w:val="top"/>
+          </w:tcPr>
+          <w:p>
+            <w:pPr>
+              <w:spacing w:after="0" w:before="0"/>
+            </w:pPr>
+            <w:r>
+              <w:rPr>
+                <w:sz w:val="19"/>
+                <w:szCs w:val="19"/>
+              </w:rPr>
+              <w:t xml:space="preserve">A math sentence with an equal sign showing both sides are the same.</w:t>
+            </w:r>
+          </w:p>
+        </w:tc>
+        <w:tc>
+          <w:tcPr>
+            <w:tcW w:type="dxa" w:w="2200"/>
+            <w:tcMar>
+              <w:top w:type="dxa" w:w="60"/>
+              <w:left w:type="dxa" w:w="100"/>
+              <w:bottom w:type="dxa" w:w="60"/>
+              <w:right w:type="dxa" w:w="100"/>
+            </w:tcMar>
+            <w:vAlign w:val="top"/>
+          </w:tcPr>
+          <w:p>
+            <w:pPr>
+              <w:spacing w:after="30" w:before="0"/>
+            </w:pPr>
+            <w:r>
+              <w:rPr>
+                <w:i/>
+                <w:iCs/>
+                <w:color w:val="5E6E7E"/>
+                <w:sz w:val="18"/>
+                <w:szCs w:val="18"/>
+              </w:rPr>
+              <w:t xml:space="preserve">Not Equation: write a counter-example that does not fit the rule.</w:t>
+            </w:r>
+          </w:p>
+          <w:p>
+            <w:pPr>
+              <w:spacing w:after="50" w:before="0"/>
+            </w:pPr>
+            <w:r>
+              <w:rPr>
+                <w:color w:val="BBBBBB"/>
+                <w:sz w:val="18"/>
+                <w:szCs w:val="18"/>
+              </w:rPr>
+              <w:t xml:space="preserve">____________________________</w:t>
+            </w:r>
+          </w:p>
+        </w:tc>
+        <w:tc>
+          <w:tcPr>
+            <w:tcW w:type="dxa" w:w="2200"/>
+            <w:tcMar>
+              <w:top w:type="dxa" w:w="60"/>
+              <w:left w:type="dxa" w:w="100"/>
+              <w:bottom w:type="dxa" w:w="60"/>
+              <w:right w:type="dxa" w:w="100"/>
+            </w:tcMar>
+            <w:vAlign w:val="top"/>
+          </w:tcPr>
+          <w:p>
+            <w:pPr>
+              <w:spacing w:after="0" w:before="0"/>
+            </w:pPr>
+            <w:r>
+              <w:rPr>
+                <w:i/>
+                <w:iCs/>
+                <w:color w:val="5E6E7E"/>
+                <w:sz w:val="18"/>
+                <w:szCs w:val="18"/>
+              </w:rPr>
+              <w:t xml:space="preserve">n + 8 = 20 means 'some number plus 8 equals 20'</w:t>
+            </w:r>
+          </w:p>
+        </w:tc>
+      </w:tr>
+      <w:tr>
+        <w:trPr>
+          <w:cantSplit/>
+        </w:trPr>
+        <w:tc>
+          <w:tcPr>
+            <w:tcW w:type="dxa" w:w="1800"/>
+            <w:tcMar>
+              <w:top w:type="dxa" w:w="60"/>
+              <w:left w:type="dxa" w:w="100"/>
+              <w:bottom w:type="dxa" w:w="60"/>
+              <w:right w:type="dxa" w:w="100"/>
+            </w:tcMar>
+            <w:vAlign w:val="top"/>
+          </w:tcPr>
+          <w:p>
+            <w:pPr>
+              <w:spacing w:after="20" w:before="0"/>
+            </w:pPr>
+            <w:r>
+              <w:rPr>
+                <w:b/>
+                <w:bCs/>
+                <w:color w:val="0F2B3C"/>
+                <w:sz w:val="20"/>
+                <w:szCs w:val="20"/>
+              </w:rPr>
+              <w:t xml:space="preserve">Variable</w:t>
+            </w:r>
+          </w:p>
+          <w:p>
+            <w:pPr>
+              <w:spacing w:after="0" w:before="0"/>
+            </w:pPr>
+            <w:r>
+              <w:rPr>
+                <w:i/>
+                <w:iCs/>
+                <w:color w:val="5E6E7E"/>
+                <w:sz w:val="18"/>
+                <w:szCs w:val="18"/>
+              </w:rPr>
+              <w:t xml:space="preserve">Variable</w:t>
+            </w:r>
+          </w:p>
+        </w:tc>
+        <w:tc>
+          <w:tcPr>
+            <w:tcW w:type="dxa" w:w="3160"/>
+            <w:tcMar>
+              <w:top w:type="dxa" w:w="60"/>
+              <w:left w:type="dxa" w:w="100"/>
+              <w:bottom w:type="dxa" w:w="60"/>
+              <w:right w:type="dxa" w:w="100"/>
+            </w:tcMar>
+            <w:vAlign w:val="top"/>
+          </w:tcPr>
+          <w:p>
+            <w:pPr>
+              <w:spacing w:after="0" w:before="0"/>
+            </w:pPr>
+            <w:r>
+              <w:rPr>
+                <w:sz w:val="19"/>
+                <w:szCs w:val="19"/>
+              </w:rPr>
+              <w:t xml:space="preserve">A letter that stands for a number that is unknown or can change.</w:t>
+            </w:r>
+          </w:p>
+        </w:tc>
+        <w:tc>
+          <w:tcPr>
+            <w:tcW w:type="dxa" w:w="2200"/>
+            <w:tcMar>
+              <w:top w:type="dxa" w:w="60"/>
+              <w:left w:type="dxa" w:w="100"/>
+              <w:bottom w:type="dxa" w:w="60"/>
+              <w:right w:type="dxa" w:w="100"/>
+            </w:tcMar>
+            <w:vAlign w:val="top"/>
+          </w:tcPr>
+          <w:p>
+            <w:pPr>
+              <w:spacing w:after="30" w:before="0"/>
+            </w:pPr>
+            <w:r>
+              <w:rPr>
+                <w:i/>
+                <w:iCs/>
+                <w:color w:val="5E6E7E"/>
+                <w:sz w:val="18"/>
+                <w:szCs w:val="18"/>
+              </w:rPr>
+              <w:t xml:space="preserve">Not Variable: write a counter-example that does not fit the rule.</w:t>
+            </w:r>
+          </w:p>
+          <w:p>
+            <w:pPr>
+              <w:spacing w:after="50" w:before="0"/>
+            </w:pPr>
+            <w:r>
+              <w:rPr>
+                <w:color w:val="BBBBBB"/>
+                <w:sz w:val="18"/>
+                <w:szCs w:val="18"/>
+              </w:rPr>
+              <w:t xml:space="preserve">____________________________</w:t>
+            </w:r>
+          </w:p>
+        </w:tc>
+        <w:tc>
+          <w:tcPr>
+            <w:tcW w:type="dxa" w:w="2200"/>
+            <w:tcMar>
+              <w:top w:type="dxa" w:w="60"/>
+              <w:left w:type="dxa" w:w="100"/>
+              <w:bottom w:type="dxa" w:w="60"/>
+              <w:right w:type="dxa" w:w="100"/>
+            </w:tcMar>
+            <w:vAlign w:val="top"/>
+          </w:tcPr>
+          <w:p>
+            <w:pPr>
+              <w:spacing w:after="0" w:before="0"/>
+            </w:pPr>
+            <w:r>
+              <w:rPr>
+                <w:i/>
+                <w:iCs/>
+                <w:color w:val="5E6E7E"/>
+                <w:sz w:val="18"/>
+                <w:szCs w:val="18"/>
+              </w:rPr>
+              <w:t xml:space="preserve">In n + 3 = 10, the letter n stands for the unknown number (n = 7)</w:t>
+            </w:r>
+          </w:p>
+        </w:tc>
+      </w:tr>
+      <w:tr>
+        <w:trPr>
+          <w:cantSplit/>
+        </w:trPr>
+        <w:tc>
+          <w:tcPr>
+            <w:tcW w:type="dxa" w:w="1800"/>
+            <w:tcMar>
+              <w:top w:type="dxa" w:w="60"/>
+              <w:left w:type="dxa" w:w="100"/>
+              <w:bottom w:type="dxa" w:w="60"/>
+              <w:right w:type="dxa" w:w="100"/>
+            </w:tcMar>
+            <w:vAlign w:val="top"/>
+          </w:tcPr>
+          <w:p>
+            <w:pPr>
+              <w:spacing w:after="20" w:before="0"/>
+            </w:pPr>
+            <w:r>
+              <w:rPr>
+                <w:b/>
+                <w:bCs/>
+                <w:color w:val="0F2B3C"/>
+                <w:sz w:val="20"/>
+                <w:szCs w:val="20"/>
+              </w:rPr>
+              <w:t xml:space="preserve">Equal sign</w:t>
+            </w:r>
+          </w:p>
+          <w:p>
+            <w:pPr>
+              <w:spacing w:after="0" w:before="0"/>
+            </w:pPr>
+            <w:r>
+              <w:rPr>
+                <w:i/>
+                <w:iCs/>
+                <w:color w:val="5E6E7E"/>
+                <w:sz w:val="18"/>
+                <w:szCs w:val="18"/>
+              </w:rPr>
+              <w:t xml:space="preserve">Signo igual</w:t>
+            </w:r>
+          </w:p>
+        </w:tc>
+        <w:tc>
+          <w:tcPr>
+            <w:tcW w:type="dxa" w:w="3160"/>
+            <w:tcMar>
+              <w:top w:type="dxa" w:w="60"/>
+              <w:left w:type="dxa" w:w="100"/>
+              <w:bottom w:type="dxa" w:w="60"/>
+              <w:right w:type="dxa" w:w="100"/>
+            </w:tcMar>
+            <w:vAlign w:val="top"/>
+          </w:tcPr>
+          <w:p>
+            <w:pPr>
+              <w:spacing w:after="0" w:before="0"/>
+            </w:pPr>
+            <w:r>
+              <w:rPr>
+                <w:sz w:val="19"/>
+                <w:szCs w:val="19"/>
+              </w:rPr>
+              <w:t xml:space="preserve">The = sign, showing both sides are the same.</w:t>
+            </w:r>
+          </w:p>
+        </w:tc>
+        <w:tc>
+          <w:tcPr>
+            <w:tcW w:type="dxa" w:w="2200"/>
+            <w:tcMar>
+              <w:top w:type="dxa" w:w="60"/>
+              <w:left w:type="dxa" w:w="100"/>
+              <w:bottom w:type="dxa" w:w="60"/>
+              <w:right w:type="dxa" w:w="100"/>
+            </w:tcMar>
+            <w:vAlign w:val="top"/>
+          </w:tcPr>
+          <w:p>
+            <w:pPr>
+              <w:spacing w:after="30" w:before="0"/>
+            </w:pPr>
+            <w:r>
+              <w:rPr>
+                <w:i/>
+                <w:iCs/>
+                <w:color w:val="5E6E7E"/>
+                <w:sz w:val="18"/>
+                <w:szCs w:val="18"/>
+              </w:rPr>
+              <w:t xml:space="preserve">Not Equal sign: write a counter-example that does not fit the rule.</w:t>
+            </w:r>
+          </w:p>
+          <w:p>
+            <w:pPr>
+              <w:spacing w:after="50" w:before="0"/>
+            </w:pPr>
+            <w:r>
+              <w:rPr>
+                <w:color w:val="BBBBBB"/>
+                <w:sz w:val="18"/>
+                <w:szCs w:val="18"/>
+              </w:rPr>
+              <w:t xml:space="preserve">____________________________</w:t>
+            </w:r>
+          </w:p>
+        </w:tc>
+        <w:tc>
+          <w:tcPr>
+            <w:tcW w:type="dxa" w:w="2200"/>
+            <w:tcMar>
+              <w:top w:type="dxa" w:w="60"/>
+              <w:left w:type="dxa" w:w="100"/>
+              <w:bottom w:type="dxa" w:w="60"/>
+              <w:right w:type="dxa" w:w="100"/>
+            </w:tcMar>
+            <w:vAlign w:val="top"/>
+          </w:tcPr>
+          <w:p>
+            <w:pPr>
+              <w:spacing w:after="0" w:before="0"/>
+            </w:pPr>
+            <w:r>
+              <w:rPr>
+                <w:i/>
+                <w:iCs/>
+                <w:color w:val="5E6E7E"/>
+                <w:sz w:val="18"/>
+                <w:szCs w:val="18"/>
+              </w:rPr>
+              <w:t xml:space="preserve">7 + 3 = 10 — both sides equal 10</w:t>
+            </w:r>
+          </w:p>
+        </w:tc>
+      </w:tr>
+      <w:tr>
+        <w:trPr>
+          <w:cantSplit/>
+        </w:trPr>
+        <w:tc>
+          <w:tcPr>
+            <w:tcW w:type="dxa" w:w="1800"/>
+            <w:tcMar>
+              <w:top w:type="dxa" w:w="60"/>
+              <w:left w:type="dxa" w:w="100"/>
+              <w:bottom w:type="dxa" w:w="60"/>
+              <w:right w:type="dxa" w:w="100"/>
+            </w:tcMar>
+            <w:vAlign w:val="top"/>
+          </w:tcPr>
+          <w:p>
+            <w:pPr>
+              <w:spacing w:after="20" w:before="0"/>
+            </w:pPr>
+            <w:r>
+              <w:rPr>
+                <w:b/>
+                <w:bCs/>
+                <w:color w:val="0F2B3C"/>
+                <w:sz w:val="20"/>
+                <w:szCs w:val="20"/>
+              </w:rPr>
+              <w:t xml:space="preserve">Expression</w:t>
+            </w:r>
+          </w:p>
+          <w:p>
+            <w:pPr>
+              <w:spacing w:after="0" w:before="0"/>
+            </w:pPr>
+            <w:r>
+              <w:rPr>
+                <w:i/>
+                <w:iCs/>
+                <w:color w:val="5E6E7E"/>
+                <w:sz w:val="18"/>
+                <w:szCs w:val="18"/>
+              </w:rPr>
+              <w:t xml:space="preserve">Expresión</w:t>
+            </w:r>
+          </w:p>
+        </w:tc>
+        <w:tc>
+          <w:tcPr>
+            <w:tcW w:type="dxa" w:w="3160"/>
+            <w:tcMar>
+              <w:top w:type="dxa" w:w="60"/>
+              <w:left w:type="dxa" w:w="100"/>
+              <w:bottom w:type="dxa" w:w="60"/>
+              <w:right w:type="dxa" w:w="100"/>
+            </w:tcMar>
+            <w:vAlign w:val="top"/>
+          </w:tcPr>
+          <w:p>
+            <w:pPr>
+              <w:spacing w:after="0" w:before="0"/>
+            </w:pPr>
+            <w:r>
+              <w:rPr>
+                <w:sz w:val="19"/>
+                <w:szCs w:val="19"/>
+              </w:rPr>
+              <w:t xml:space="preserve">A math phrase with numbers and letters, but no equal sign.</w:t>
+            </w:r>
+          </w:p>
+        </w:tc>
+        <w:tc>
+          <w:tcPr>
+            <w:tcW w:type="dxa" w:w="2200"/>
+            <w:tcMar>
+              <w:top w:type="dxa" w:w="60"/>
+              <w:left w:type="dxa" w:w="100"/>
+              <w:bottom w:type="dxa" w:w="60"/>
+              <w:right w:type="dxa" w:w="100"/>
+            </w:tcMar>
+            <w:vAlign w:val="top"/>
+          </w:tcPr>
+          <w:p>
+            <w:pPr>
+              <w:spacing w:after="30" w:before="0"/>
+            </w:pPr>
+            <w:r>
+              <w:rPr>
+                <w:i/>
+                <w:iCs/>
+                <w:color w:val="5E6E7E"/>
+                <w:sz w:val="18"/>
+                <w:szCs w:val="18"/>
+              </w:rPr>
+              <w:t xml:space="preserve">Not Expression: write a counter-example that does not fit the rule.</w:t>
+            </w:r>
+          </w:p>
+          <w:p>
+            <w:pPr>
+              <w:spacing w:after="50" w:before="0"/>
+            </w:pPr>
+            <w:r>
+              <w:rPr>
+                <w:color w:val="BBBBBB"/>
+                <w:sz w:val="18"/>
+                <w:szCs w:val="18"/>
+              </w:rPr>
+              <w:t xml:space="preserve">____________________________</w:t>
+            </w:r>
+          </w:p>
+        </w:tc>
+        <w:tc>
+          <w:tcPr>
+            <w:tcW w:type="dxa" w:w="2200"/>
+            <w:tcMar>
+              <w:top w:type="dxa" w:w="60"/>
+              <w:left w:type="dxa" w:w="100"/>
+              <w:bottom w:type="dxa" w:w="60"/>
+              <w:right w:type="dxa" w:w="100"/>
+            </w:tcMar>
+            <w:vAlign w:val="top"/>
+          </w:tcPr>
+          <w:p>
+            <w:pPr>
+              <w:spacing w:after="0" w:before="0"/>
+            </w:pPr>
+            <w:r>
+              <w:rPr>
+                <w:i/>
+                <w:iCs/>
+                <w:color w:val="5E6E7E"/>
+                <w:sz w:val="18"/>
+                <w:szCs w:val="18"/>
+              </w:rPr>
+              <w:t xml:space="preserve">2x + 5 is an expression; it becomes an equation when you write 2x + 5 = 15</w:t>
+            </w:r>
+          </w:p>
+        </w:tc>
+      </w:tr>
+      <w:tr>
+        <w:trPr>
+          <w:cantSplit/>
+        </w:trPr>
+        <w:tc>
+          <w:tcPr>
+            <w:tcW w:type="dxa" w:w="1800"/>
+            <w:tcMar>
+              <w:top w:type="dxa" w:w="60"/>
+              <w:left w:type="dxa" w:w="100"/>
+              <w:bottom w:type="dxa" w:w="60"/>
+              <w:right w:type="dxa" w:w="100"/>
+            </w:tcMar>
+            <w:vAlign w:val="top"/>
+          </w:tcPr>
+          <w:p>
+            <w:pPr>
+              <w:spacing w:after="20" w:before="0"/>
+            </w:pPr>
+            <w:r>
+              <w:rPr>
+                <w:b/>
+                <w:bCs/>
+                <w:color w:val="0F2B3C"/>
+                <w:sz w:val="20"/>
+                <w:szCs w:val="20"/>
+              </w:rPr>
+              <w:t xml:space="preserve">Constant</w:t>
+            </w:r>
+          </w:p>
+          <w:p>
+            <w:pPr>
+              <w:spacing w:after="0" w:before="0"/>
+            </w:pPr>
+            <w:r>
+              <w:rPr>
+                <w:i/>
+                <w:iCs/>
+                <w:color w:val="5E6E7E"/>
+                <w:sz w:val="18"/>
+                <w:szCs w:val="18"/>
+              </w:rPr>
+              <w:t xml:space="preserve">Constante</w:t>
+            </w:r>
+          </w:p>
+        </w:tc>
+        <w:tc>
+          <w:tcPr>
+            <w:tcW w:type="dxa" w:w="3160"/>
+            <w:tcMar>
+              <w:top w:type="dxa" w:w="60"/>
+              <w:left w:type="dxa" w:w="100"/>
+              <w:bottom w:type="dxa" w:w="60"/>
+              <w:right w:type="dxa" w:w="100"/>
+            </w:tcMar>
+            <w:vAlign w:val="top"/>
+          </w:tcPr>
+          <w:p>
+            <w:pPr>
+              <w:spacing w:after="0" w:before="0"/>
+            </w:pPr>
+            <w:r>
+              <w:rPr>
+                <w:sz w:val="19"/>
+                <w:szCs w:val="19"/>
+              </w:rPr>
+              <w:t xml:space="preserve">A fixed number in an expression or equation that does not change.</w:t>
+            </w:r>
+          </w:p>
+        </w:tc>
+        <w:tc>
+          <w:tcPr>
+            <w:tcW w:type="dxa" w:w="2200"/>
+            <w:tcMar>
+              <w:top w:type="dxa" w:w="60"/>
+              <w:left w:type="dxa" w:w="100"/>
+              <w:bottom w:type="dxa" w:w="60"/>
+              <w:right w:type="dxa" w:w="100"/>
+            </w:tcMar>
+            <w:vAlign w:val="top"/>
+          </w:tcPr>
+          <w:p>
+            <w:pPr>
+              <w:spacing w:after="30" w:before="0"/>
+            </w:pPr>
+            <w:r>
+              <w:rPr>
+                <w:i/>
+                <w:iCs/>
+                <w:color w:val="5E6E7E"/>
+                <w:sz w:val="18"/>
+                <w:szCs w:val="18"/>
+              </w:rPr>
+              <w:t xml:space="preserve">Not Constant: write a counter-example that does not fit the rule.</w:t>
+            </w:r>
+          </w:p>
+          <w:p>
+            <w:pPr>
+              <w:spacing w:after="50" w:before="0"/>
+            </w:pPr>
+            <w:r>
+              <w:rPr>
+                <w:color w:val="BBBBBB"/>
+                <w:sz w:val="18"/>
+                <w:szCs w:val="18"/>
+              </w:rPr>
+              <w:t xml:space="preserve">____________________________</w:t>
+            </w:r>
+          </w:p>
+        </w:tc>
+        <w:tc>
+          <w:tcPr>
+            <w:tcW w:type="dxa" w:w="2200"/>
+            <w:tcMar>
+              <w:top w:type="dxa" w:w="60"/>
+              <w:left w:type="dxa" w:w="100"/>
+              <w:bottom w:type="dxa" w:w="60"/>
+              <w:right w:type="dxa" w:w="100"/>
+            </w:tcMar>
+            <w:vAlign w:val="top"/>
+          </w:tcPr>
+          <w:p>
+            <w:pPr>
+              <w:spacing w:after="0" w:before="0"/>
+            </w:pPr>
+            <w:r>
+              <w:rPr>
+                <w:i/>
+                <w:iCs/>
+                <w:color w:val="5E6E7E"/>
+                <w:sz w:val="18"/>
+                <w:szCs w:val="18"/>
+              </w:rPr>
+              <w:t xml:space="preserve">In x + 7 = 12, the numbers 7 and 12 are constants; only x can change.</w:t>
+            </w:r>
+          </w:p>
+        </w:tc>
+      </w:tr>
+      <w:tr>
+        <w:trPr>
+          <w:cantSplit/>
+        </w:trPr>
+        <w:tc>
+          <w:tcPr>
+            <w:tcW w:type="dxa" w:w="1800"/>
+            <w:tcMar>
+              <w:top w:type="dxa" w:w="60"/>
+              <w:left w:type="dxa" w:w="100"/>
+              <w:bottom w:type="dxa" w:w="60"/>
+              <w:right w:type="dxa" w:w="100"/>
+            </w:tcMar>
+            <w:vAlign w:val="top"/>
+          </w:tcPr>
+          <w:p>
+            <w:pPr>
+              <w:spacing w:after="20" w:before="0"/>
+            </w:pPr>
+            <w:r>
+              <w:rPr>
+                <w:b/>
+                <w:bCs/>
+                <w:color w:val="0F2B3C"/>
+                <w:sz w:val="20"/>
+                <w:szCs w:val="20"/>
+              </w:rPr>
+              <w:t xml:space="preserve">Unknown</w:t>
+            </w:r>
+          </w:p>
+          <w:p>
+            <w:pPr>
+              <w:spacing w:after="0" w:before="0"/>
+            </w:pPr>
+            <w:r>
+              <w:rPr>
+                <w:i/>
+                <w:iCs/>
+                <w:color w:val="5E6E7E"/>
+                <w:sz w:val="18"/>
+                <w:szCs w:val="18"/>
+              </w:rPr>
+              <w:t xml:space="preserve">Incógnita</w:t>
+            </w:r>
+          </w:p>
+        </w:tc>
+        <w:tc>
+          <w:tcPr>
+            <w:tcW w:type="dxa" w:w="3160"/>
+            <w:tcMar>
+              <w:top w:type="dxa" w:w="60"/>
+              <w:left w:type="dxa" w:w="100"/>
+              <w:bottom w:type="dxa" w:w="60"/>
+              <w:right w:type="dxa" w:w="100"/>
+            </w:tcMar>
+            <w:vAlign w:val="top"/>
+          </w:tcPr>
+          <w:p>
+            <w:pPr>
+              <w:spacing w:after="0" w:before="0"/>
+            </w:pPr>
+            <w:r>
+              <w:rPr>
+                <w:sz w:val="19"/>
+                <w:szCs w:val="19"/>
+              </w:rPr>
+              <w:t xml:space="preserve">The value you are trying to find, usually shown with a variable.</w:t>
+            </w:r>
+          </w:p>
+        </w:tc>
+        <w:tc>
+          <w:tcPr>
+            <w:tcW w:type="dxa" w:w="2200"/>
+            <w:tcMar>
+              <w:top w:type="dxa" w:w="60"/>
+              <w:left w:type="dxa" w:w="100"/>
+              <w:bottom w:type="dxa" w:w="60"/>
+              <w:right w:type="dxa" w:w="100"/>
+            </w:tcMar>
+            <w:vAlign w:val="top"/>
+          </w:tcPr>
+          <w:p>
+            <w:pPr>
+              <w:spacing w:after="30" w:before="0"/>
+            </w:pPr>
+            <w:r>
+              <w:rPr>
+                <w:i/>
+                <w:iCs/>
+                <w:color w:val="5E6E7E"/>
+                <w:sz w:val="18"/>
+                <w:szCs w:val="18"/>
+              </w:rPr>
+              <w:t xml:space="preserve">Not Unknown: write a counter-example that does not fit the rule.</w:t>
+            </w:r>
+          </w:p>
+          <w:p>
+            <w:pPr>
+              <w:spacing w:after="50" w:before="0"/>
+            </w:pPr>
+            <w:r>
+              <w:rPr>
+                <w:color w:val="BBBBBB"/>
+                <w:sz w:val="18"/>
+                <w:szCs w:val="18"/>
+              </w:rPr>
+              <w:t xml:space="preserve">____________________________</w:t>
+            </w:r>
+          </w:p>
+        </w:tc>
+        <w:tc>
+          <w:tcPr>
+            <w:tcW w:type="dxa" w:w="2200"/>
+            <w:tcMar>
+              <w:top w:type="dxa" w:w="60"/>
+              <w:left w:type="dxa" w:w="100"/>
+              <w:bottom w:type="dxa" w:w="60"/>
+              <w:right w:type="dxa" w:w="100"/>
+            </w:tcMar>
+            <w:vAlign w:val="top"/>
+          </w:tcPr>
+          <w:p>
+            <w:pPr>
+              <w:spacing w:after="0" w:before="0"/>
+            </w:pPr>
+            <w:r>
+              <w:rPr>
+                <w:i/>
+                <w:iCs/>
+                <w:color w:val="5E6E7E"/>
+                <w:sz w:val="18"/>
+                <w:szCs w:val="18"/>
+              </w:rPr>
+              <w:t xml:space="preserve">In n + 5 = 12, n is the unknown; you solve to find n = 7.</w:t>
+            </w:r>
+          </w:p>
+        </w:tc>
+      </w:tr>
+      <w:tr>
+        <w:trPr>
+          <w:cantSplit/>
+        </w:trPr>
+        <w:tc>
+          <w:tcPr>
+            <w:tcW w:type="dxa" w:w="1800"/>
+            <w:tcMar>
+              <w:top w:type="dxa" w:w="60"/>
+              <w:left w:type="dxa" w:w="100"/>
+              <w:bottom w:type="dxa" w:w="60"/>
+              <w:right w:type="dxa" w:w="100"/>
+            </w:tcMar>
+            <w:vAlign w:val="top"/>
+          </w:tcPr>
+          <w:p>
+            <w:pPr>
+              <w:spacing w:after="20" w:before="0"/>
+            </w:pPr>
+            <w:r>
+              <w:rPr>
+                <w:b/>
+                <w:bCs/>
+                <w:color w:val="0F2B3C"/>
+                <w:sz w:val="20"/>
+                <w:szCs w:val="20"/>
+              </w:rPr>
+              <w:t xml:space="preserve">Solution</w:t>
+            </w:r>
+          </w:p>
+          <w:p>
+            <w:pPr>
+              <w:spacing w:after="0" w:before="0"/>
+            </w:pPr>
+            <w:r>
+              <w:rPr>
+                <w:i/>
+                <w:iCs/>
+                <w:color w:val="5E6E7E"/>
+                <w:sz w:val="18"/>
+                <w:szCs w:val="18"/>
+              </w:rPr>
+              <w:t xml:space="preserve">Solución</w:t>
+            </w:r>
+          </w:p>
+        </w:tc>
+        <w:tc>
+          <w:tcPr>
+            <w:tcW w:type="dxa" w:w="3160"/>
+            <w:tcMar>
+              <w:top w:type="dxa" w:w="60"/>
+              <w:left w:type="dxa" w:w="100"/>
+              <w:bottom w:type="dxa" w:w="60"/>
+              <w:right w:type="dxa" w:w="100"/>
+            </w:tcMar>
+            <w:vAlign w:val="top"/>
+          </w:tcPr>
+          <w:p>
+            <w:pPr>
+              <w:spacing w:after="0" w:before="0"/>
+            </w:pPr>
+            <w:r>
+              <w:rPr>
+                <w:sz w:val="19"/>
+                <w:szCs w:val="19"/>
+              </w:rPr>
+              <w:t xml:space="preserve">A value that makes an equation true when it is substituted for the variable.</w:t>
+            </w:r>
+          </w:p>
+        </w:tc>
+        <w:tc>
+          <w:tcPr>
+            <w:tcW w:type="dxa" w:w="2200"/>
+            <w:tcMar>
+              <w:top w:type="dxa" w:w="60"/>
+              <w:left w:type="dxa" w:w="100"/>
+              <w:bottom w:type="dxa" w:w="60"/>
+              <w:right w:type="dxa" w:w="100"/>
+            </w:tcMar>
+            <w:vAlign w:val="top"/>
+          </w:tcPr>
+          <w:p>
+            <w:pPr>
+              <w:spacing w:after="30" w:before="0"/>
+            </w:pPr>
+            <w:r>
+              <w:rPr>
+                <w:i/>
+                <w:iCs/>
+                <w:color w:val="5E6E7E"/>
+                <w:sz w:val="18"/>
+                <w:szCs w:val="18"/>
+              </w:rPr>
+              <w:t xml:space="preserve">Not Solution: write a counter-example that does not fit the rule.</w:t>
+            </w:r>
+          </w:p>
+          <w:p>
+            <w:pPr>
+              <w:spacing w:after="50" w:before="0"/>
+            </w:pPr>
+            <w:r>
+              <w:rPr>
+                <w:color w:val="BBBBBB"/>
+                <w:sz w:val="18"/>
+                <w:szCs w:val="18"/>
+              </w:rPr>
+              <w:t xml:space="preserve">____________________________</w:t>
+            </w:r>
+          </w:p>
+        </w:tc>
+        <w:tc>
+          <w:tcPr>
+            <w:tcW w:type="dxa" w:w="2200"/>
+            <w:tcMar>
+              <w:top w:type="dxa" w:w="60"/>
+              <w:left w:type="dxa" w:w="100"/>
+              <w:bottom w:type="dxa" w:w="60"/>
+              <w:right w:type="dxa" w:w="100"/>
+            </w:tcMar>
+            <w:vAlign w:val="top"/>
+          </w:tcPr>
+          <w:p>
+            <w:pPr>
+              <w:spacing w:after="0" w:before="0"/>
+            </w:pPr>
+            <w:r>
+              <w:rPr>
+                <w:i/>
+                <w:iCs/>
+                <w:color w:val="5E6E7E"/>
+                <w:sz w:val="18"/>
+                <w:szCs w:val="18"/>
+              </w:rPr>
+              <w:t xml:space="preserve">n = 4 is the solution of n + 5 = 9</w:t>
+            </w:r>
+          </w:p>
+        </w:tc>
+      </w:tr>
+      <w:tr>
+        <w:trPr>
+          <w:cantSplit/>
+        </w:trPr>
+        <w:tc>
+          <w:tcPr>
+            <w:tcW w:type="dxa" w:w="1800"/>
+            <w:tcMar>
+              <w:top w:type="dxa" w:w="60"/>
+              <w:left w:type="dxa" w:w="100"/>
+              <w:bottom w:type="dxa" w:w="60"/>
+              <w:right w:type="dxa" w:w="100"/>
+            </w:tcMar>
+            <w:vAlign w:val="top"/>
+          </w:tcPr>
+          <w:p>
+            <w:pPr>
+              <w:spacing w:after="20" w:before="0"/>
+            </w:pPr>
+            <w:r>
+              <w:rPr>
+                <w:b/>
+                <w:bCs/>
+                <w:color w:val="0F2B3C"/>
+                <w:sz w:val="20"/>
+                <w:szCs w:val="20"/>
+              </w:rPr>
+              <w:t xml:space="preserve">Substitute</w:t>
+            </w:r>
+          </w:p>
+          <w:p>
+            <w:pPr>
+              <w:spacing w:after="0" w:before="0"/>
+            </w:pPr>
+            <w:r>
+              <w:rPr>
+                <w:i/>
+                <w:iCs/>
+                <w:color w:val="5E6E7E"/>
+                <w:sz w:val="18"/>
+                <w:szCs w:val="18"/>
+              </w:rPr>
+              <w:t xml:space="preserve">Sustituir</w:t>
+            </w:r>
+          </w:p>
+        </w:tc>
+        <w:tc>
+          <w:tcPr>
+            <w:tcW w:type="dxa" w:w="3160"/>
+            <w:tcMar>
+              <w:top w:type="dxa" w:w="60"/>
+              <w:left w:type="dxa" w:w="100"/>
+              <w:bottom w:type="dxa" w:w="60"/>
+              <w:right w:type="dxa" w:w="100"/>
+            </w:tcMar>
+            <w:vAlign w:val="top"/>
+          </w:tcPr>
+          <w:p>
+            <w:pPr>
+              <w:spacing w:after="0" w:before="0"/>
+            </w:pPr>
+            <w:r>
+              <w:rPr>
+                <w:sz w:val="19"/>
+                <w:szCs w:val="19"/>
+              </w:rPr>
+              <w:t xml:space="preserve">To replace a variable with a number so the equation can be checked.</w:t>
+            </w:r>
+          </w:p>
+        </w:tc>
+        <w:tc>
+          <w:tcPr>
+            <w:tcW w:type="dxa" w:w="2200"/>
+            <w:tcMar>
+              <w:top w:type="dxa" w:w="60"/>
+              <w:left w:type="dxa" w:w="100"/>
+              <w:bottom w:type="dxa" w:w="60"/>
+              <w:right w:type="dxa" w:w="100"/>
+            </w:tcMar>
+            <w:vAlign w:val="top"/>
+          </w:tcPr>
+          <w:p>
+            <w:pPr>
+              <w:spacing w:after="30" w:before="0"/>
+            </w:pPr>
+            <w:r>
+              <w:rPr>
+                <w:i/>
+                <w:iCs/>
+                <w:color w:val="5E6E7E"/>
+                <w:sz w:val="18"/>
+                <w:szCs w:val="18"/>
+              </w:rPr>
+              <w:t xml:space="preserve">Not Substitute: write a counter-example that does not fit the rule.</w:t>
+            </w:r>
+          </w:p>
+          <w:p>
+            <w:pPr>
+              <w:spacing w:after="50" w:before="0"/>
+            </w:pPr>
+            <w:r>
+              <w:rPr>
+                <w:color w:val="BBBBBB"/>
+                <w:sz w:val="18"/>
+                <w:szCs w:val="18"/>
+              </w:rPr>
+              <w:t xml:space="preserve">____________________________</w:t>
+            </w:r>
+          </w:p>
+        </w:tc>
+        <w:tc>
+          <w:tcPr>
+            <w:tcW w:type="dxa" w:w="2200"/>
+            <w:tcMar>
+              <w:top w:type="dxa" w:w="60"/>
+              <w:left w:type="dxa" w:w="100"/>
+              <w:bottom w:type="dxa" w:w="60"/>
+              <w:right w:type="dxa" w:w="100"/>
+            </w:tcMar>
+            <w:vAlign w:val="top"/>
+          </w:tcPr>
+          <w:p>
+            <w:pPr>
+              <w:spacing w:after="0" w:before="0"/>
+            </w:pPr>
+            <w:r>
+              <w:rPr>
+                <w:i/>
+                <w:iCs/>
+                <w:color w:val="5E6E7E"/>
+                <w:sz w:val="18"/>
+                <w:szCs w:val="18"/>
+              </w:rPr>
+              <w:t xml:space="preserve">n + 5 = 9 with n = 4 → 4 + 5 = 9 ✓</w:t>
+            </w:r>
+          </w:p>
+        </w:tc>
+      </w:tr>
+      <w:tr>
+        <w:trPr>
+          <w:cantSplit/>
+        </w:trPr>
+        <w:tc>
+          <w:tcPr>
+            <w:tcW w:type="dxa" w:w="1800"/>
+            <w:tcMar>
+              <w:top w:type="dxa" w:w="60"/>
+              <w:left w:type="dxa" w:w="100"/>
+              <w:bottom w:type="dxa" w:w="60"/>
+              <w:right w:type="dxa" w:w="100"/>
+            </w:tcMar>
+            <w:vAlign w:val="top"/>
+          </w:tcPr>
+          <w:p>
+            <w:pPr>
+              <w:spacing w:after="20" w:before="0"/>
+            </w:pPr>
+            <w:r>
+              <w:rPr>
+                <w:b/>
+                <w:bCs/>
+                <w:color w:val="0F2B3C"/>
+                <w:sz w:val="20"/>
+                <w:szCs w:val="20"/>
+              </w:rPr>
+              <w:t xml:space="preserve">Estimate</w:t>
+            </w:r>
+          </w:p>
+          <w:p>
+            <w:pPr>
+              <w:spacing w:after="0" w:before="0"/>
+            </w:pPr>
+            <w:r>
+              <w:rPr>
+                <w:i/>
+                <w:iCs/>
+                <w:color w:val="5E6E7E"/>
+                <w:sz w:val="18"/>
+                <w:szCs w:val="18"/>
+              </w:rPr>
+              <w:t xml:space="preserve">Estimar</w:t>
+            </w:r>
+          </w:p>
+        </w:tc>
+        <w:tc>
+          <w:tcPr>
+            <w:tcW w:type="dxa" w:w="3160"/>
+            <w:tcMar>
+              <w:top w:type="dxa" w:w="60"/>
+              <w:left w:type="dxa" w:w="100"/>
+              <w:bottom w:type="dxa" w:w="60"/>
+              <w:right w:type="dxa" w:w="100"/>
+            </w:tcMar>
+            <w:vAlign w:val="top"/>
+          </w:tcPr>
+          <w:p>
+            <w:pPr>
+              <w:spacing w:after="0" w:before="0"/>
+            </w:pPr>
+            <w:r>
+              <w:rPr>
+                <w:sz w:val="19"/>
+                <w:szCs w:val="19"/>
+              </w:rPr>
+              <w:t xml:space="preserve">A close first guess that helps you start solving.</w:t>
+            </w:r>
+          </w:p>
+        </w:tc>
+        <w:tc>
+          <w:tcPr>
+            <w:tcW w:type="dxa" w:w="2200"/>
+            <w:tcMar>
+              <w:top w:type="dxa" w:w="60"/>
+              <w:left w:type="dxa" w:w="100"/>
+              <w:bottom w:type="dxa" w:w="60"/>
+              <w:right w:type="dxa" w:w="100"/>
+            </w:tcMar>
+            <w:vAlign w:val="top"/>
+          </w:tcPr>
+          <w:p>
+            <w:pPr>
+              <w:spacing w:after="30" w:before="0"/>
+            </w:pPr>
+            <w:r>
+              <w:rPr>
+                <w:i/>
+                <w:iCs/>
+                <w:color w:val="5E6E7E"/>
+                <w:sz w:val="18"/>
+                <w:szCs w:val="18"/>
+              </w:rPr>
+              <w:t xml:space="preserve">Not Estimate: write a counter-example that does not fit the rule.</w:t>
+            </w:r>
+          </w:p>
+          <w:p>
+            <w:pPr>
+              <w:spacing w:after="50" w:before="0"/>
+            </w:pPr>
+            <w:r>
+              <w:rPr>
+                <w:color w:val="BBBBBB"/>
+                <w:sz w:val="18"/>
+                <w:szCs w:val="18"/>
+              </w:rPr>
+              <w:t xml:space="preserve">____________________________</w:t>
+            </w:r>
+          </w:p>
+        </w:tc>
+        <w:tc>
+          <w:tcPr>
+            <w:tcW w:type="dxa" w:w="2200"/>
+            <w:tcMar>
+              <w:top w:type="dxa" w:w="60"/>
+              <w:left w:type="dxa" w:w="100"/>
+              <w:bottom w:type="dxa" w:w="60"/>
+              <w:right w:type="dxa" w:w="100"/>
+            </w:tcMar>
+            <w:vAlign w:val="top"/>
+          </w:tcPr>
+          <w:p>
+            <w:pPr>
+              <w:spacing w:after="0" w:before="0"/>
+            </w:pPr>
+            <w:r>
+              <w:rPr>
+                <w:i/>
+                <w:iCs/>
+                <w:color w:val="5E6E7E"/>
+                <w:sz w:val="18"/>
+                <w:szCs w:val="18"/>
+              </w:rPr>
+              <w:t xml:space="preserve">About 40 for 4 and one half times p equals 36? Try 8.</w:t>
+            </w:r>
+          </w:p>
+        </w:tc>
+      </w:tr>
+    </w:tbl>
+    <w:p>
+      <w:pPr>
+        <w:spacing w:after="120" w:before="140"/>
       </w:pPr>
       <w:r>
         <w:rPr>
@@ -127,73 +1655,922 @@
         <w:t xml:space="preserve">Find the missing number one step at a time.</w:t>
       </w:r>
     </w:p>
+    <w:tbl>
+      <w:tblPr>
+        <w:tblW w:type="dxa" w:w="9360"/>
+        <w:tblBorders>
+          <w:top w:val="single" w:color="C7D2DD" w:sz="6"/>
+          <w:left w:val="single" w:color="C7D2DD" w:sz="6"/>
+          <w:bottom w:val="single" w:color="C7D2DD" w:sz="6"/>
+          <w:right w:val="single" w:color="C7D2DD" w:sz="6"/>
+          <w:insideH w:val="single" w:color="C7D2DD" w:sz="6"/>
+          <w:insideV w:val="single" w:color="C7D2DD" w:sz="6"/>
+        </w:tblBorders>
+      </w:tblPr>
+      <w:tblGrid>
+        <w:gridCol w:w="2800"/>
+        <w:gridCol w:w="3560"/>
+        <w:gridCol w:w="3000"/>
+      </w:tblGrid>
+      <w:tr>
+        <w:trPr>
+          <w:cantSplit/>
+          <w:tblHeader/>
+        </w:trPr>
+        <w:tc>
+          <w:tcPr>
+            <w:tcW w:type="dxa" w:w="2800"/>
+            <w:shd w:fill="EEF4F8" w:color="auto" w:val="clear"/>
+            <w:tcMar>
+              <w:top w:type="dxa" w:w="60"/>
+              <w:left w:type="dxa" w:w="100"/>
+              <w:bottom w:type="dxa" w:w="60"/>
+              <w:right w:type="dxa" w:w="100"/>
+            </w:tcMar>
+          </w:tcPr>
+          <w:p>
+            <w:pPr>
+              <w:spacing w:after="0" w:before="0"/>
+            </w:pPr>
+            <w:r>
+              <w:rPr>
+                <w:b/>
+                <w:bCs/>
+                <w:color w:val="0F2B3C"/>
+                <w:sz w:val="16"/>
+                <w:szCs w:val="16"/>
+              </w:rPr>
+              <w:t xml:space="preserve">CORE PROBLEM / GIVEN REPRESENTATION</w:t>
+            </w:r>
+          </w:p>
+        </w:tc>
+        <w:tc>
+          <w:tcPr>
+            <w:tcW w:type="dxa" w:w="3560"/>
+            <w:shd w:fill="EEF4F8" w:color="auto" w:val="clear"/>
+            <w:tcMar>
+              <w:top w:type="dxa" w:w="60"/>
+              <w:left w:type="dxa" w:w="100"/>
+              <w:bottom w:type="dxa" w:w="60"/>
+              <w:right w:type="dxa" w:w="100"/>
+            </w:tcMar>
+          </w:tcPr>
+          <w:p>
+            <w:pPr>
+              <w:spacing w:after="0" w:before="0"/>
+            </w:pPr>
+            <w:r>
+              <w:rPr>
+                <w:b/>
+                <w:bCs/>
+                <w:color w:val="0F2B3C"/>
+                <w:sz w:val="16"/>
+                <w:szCs w:val="16"/>
+              </w:rPr>
+              <w:t xml:space="preserve">WORKING SPACE / CALCULATION STEPS</w:t>
+            </w:r>
+          </w:p>
+        </w:tc>
+        <w:tc>
+          <w:tcPr>
+            <w:tcW w:type="dxa" w:w="3000"/>
+            <w:shd w:fill="FBF3E2" w:color="auto" w:val="clear"/>
+            <w:tcMar>
+              <w:top w:type="dxa" w:w="60"/>
+              <w:left w:type="dxa" w:w="100"/>
+              <w:bottom w:type="dxa" w:w="60"/>
+              <w:right w:type="dxa" w:w="100"/>
+            </w:tcMar>
+          </w:tcPr>
+          <w:p>
+            <w:pPr>
+              <w:spacing w:after="0" w:before="0"/>
+            </w:pPr>
+            <w:r>
+              <w:rPr>
+                <w:b/>
+                <w:bCs/>
+                <w:color w:val="7A5400"/>
+                <w:sz w:val="16"/>
+                <w:szCs w:val="16"/>
+              </w:rPr>
+              <w:t xml:space="preserve">EXPLAIN YOUR REASONING</w:t>
+            </w:r>
+          </w:p>
+        </w:tc>
+      </w:tr>
+      <w:tr>
+        <w:trPr>
+          <w:cantSplit/>
+        </w:trPr>
+        <w:tc>
+          <w:tcPr>
+            <w:tcW w:type="dxa" w:w="2800"/>
+            <w:tcMar>
+              <w:top w:type="dxa" w:w="80"/>
+              <w:left w:type="dxa" w:w="100"/>
+              <w:bottom w:type="dxa" w:w="80"/>
+              <w:right w:type="dxa" w:w="100"/>
+            </w:tcMar>
+            <w:vAlign w:val="top"/>
+          </w:tcPr>
+          <w:p>
+            <w:pPr>
+              <w:spacing w:after="40" w:before="0"/>
+            </w:pPr>
+            <w:r>
+              <w:rPr>
+                <w:b/>
+                <w:bCs/>
+                <w:color w:val="0F2B3C"/>
+                <w:sz w:val="20"/>
+                <w:szCs w:val="20"/>
+              </w:rPr>
+              <w:t xml:space="preserve">1.  What goes in the box? □ + 2 = 5</w:t>
+            </w:r>
+          </w:p>
+        </w:tc>
+        <w:tc>
+          <w:tcPr>
+            <w:tcW w:type="dxa" w:w="3560"/>
+            <w:tcMar>
+              <w:top w:type="dxa" w:w="80"/>
+              <w:left w:type="dxa" w:w="100"/>
+              <w:bottom w:type="dxa" w:w="80"/>
+              <w:right w:type="dxa" w:w="100"/>
+            </w:tcMar>
+            <w:vAlign w:val="top"/>
+          </w:tcPr>
+          <w:p>
+            <w:pPr>
+              <w:spacing w:after="50" w:before="0"/>
+            </w:pPr>
+            <w:r>
+              <w:rPr>
+                <w:color w:val="BBBBBB"/>
+                <w:sz w:val="18"/>
+                <w:szCs w:val="18"/>
+              </w:rPr>
+              <w:t xml:space="preserve">____________________________</w:t>
+            </w:r>
+          </w:p>
+          <w:p>
+            <w:pPr>
+              <w:spacing w:after="50" w:before="0"/>
+            </w:pPr>
+            <w:r>
+              <w:rPr>
+                <w:color w:val="BBBBBB"/>
+                <w:sz w:val="18"/>
+                <w:szCs w:val="18"/>
+              </w:rPr>
+              <w:t xml:space="preserve">____________________________</w:t>
+            </w:r>
+          </w:p>
+          <w:p>
+            <w:pPr>
+              <w:spacing w:after="50" w:before="0"/>
+            </w:pPr>
+            <w:r>
+              <w:rPr>
+                <w:color w:val="BBBBBB"/>
+                <w:sz w:val="18"/>
+                <w:szCs w:val="18"/>
+              </w:rPr>
+              <w:t xml:space="preserve">____________________________</w:t>
+            </w:r>
+          </w:p>
+          <w:p>
+            <w:pPr>
+              <w:spacing w:after="50" w:before="0"/>
+            </w:pPr>
+            <w:r>
+              <w:rPr>
+                <w:color w:val="BBBBBB"/>
+                <w:sz w:val="18"/>
+                <w:szCs w:val="18"/>
+              </w:rPr>
+              <w:t xml:space="preserve">____________________________</w:t>
+            </w:r>
+          </w:p>
+        </w:tc>
+        <w:tc>
+          <w:tcPr>
+            <w:tcW w:type="dxa" w:w="3000"/>
+            <w:shd w:fill="FBF3E2" w:color="auto" w:val="clear"/>
+            <w:tcMar>
+              <w:top w:type="dxa" w:w="80"/>
+              <w:left w:type="dxa" w:w="100"/>
+              <w:bottom w:type="dxa" w:w="80"/>
+              <w:right w:type="dxa" w:w="100"/>
+            </w:tcMar>
+            <w:vAlign w:val="top"/>
+          </w:tcPr>
+          <w:p>
+            <w:pPr>
+              <w:spacing w:after="30" w:before="0"/>
+            </w:pPr>
+            <w:r>
+              <w:rPr>
+                <w:b/>
+                <w:bCs/>
+                <w:color w:val="0F2B3C"/>
+                <w:sz w:val="18"/>
+                <w:szCs w:val="18"/>
+              </w:rPr>
+              <w:t xml:space="preserve">Because... ________________</w:t>
+            </w:r>
+          </w:p>
+          <w:p>
+            <w:pPr>
+              <w:spacing w:after="50" w:before="0"/>
+            </w:pPr>
+            <w:r>
+              <w:rPr>
+                <w:color w:val="BBBBBB"/>
+                <w:sz w:val="18"/>
+                <w:szCs w:val="18"/>
+              </w:rPr>
+              <w:t xml:space="preserve">____________________________</w:t>
+            </w:r>
+          </w:p>
+          <w:p>
+            <w:pPr>
+              <w:spacing w:after="30" w:before="40"/>
+            </w:pPr>
+            <w:r>
+              <w:rPr>
+                <w:b/>
+                <w:bCs/>
+                <w:color w:val="1A6FB5"/>
+                <w:sz w:val="18"/>
+                <w:szCs w:val="18"/>
+              </w:rPr>
+              <w:t xml:space="preserve">Although... _______________</w:t>
+            </w:r>
+          </w:p>
+          <w:p>
+            <w:pPr>
+              <w:spacing w:after="50" w:before="0"/>
+            </w:pPr>
+            <w:r>
+              <w:rPr>
+                <w:color w:val="BBBBBB"/>
+                <w:sz w:val="18"/>
+                <w:szCs w:val="18"/>
+              </w:rPr>
+              <w:t xml:space="preserve">____________________________</w:t>
+            </w:r>
+          </w:p>
+          <w:p>
+            <w:pPr>
+              <w:spacing w:after="30" w:before="40"/>
+            </w:pPr>
+            <w:r>
+              <w:rPr>
+                <w:b/>
+                <w:bCs/>
+                <w:color w:val="7A5400"/>
+                <w:sz w:val="18"/>
+                <w:szCs w:val="18"/>
+              </w:rPr>
+              <w:t xml:space="preserve">Therefore... ______________</w:t>
+            </w:r>
+          </w:p>
+          <w:p>
+            <w:pPr>
+              <w:spacing w:after="50" w:before="0"/>
+            </w:pPr>
+            <w:r>
+              <w:rPr>
+                <w:color w:val="BBBBBB"/>
+                <w:sz w:val="18"/>
+                <w:szCs w:val="18"/>
+              </w:rPr>
+              <w:t xml:space="preserve">____________________________</w:t>
+            </w:r>
+          </w:p>
+        </w:tc>
+      </w:tr>
+    </w:tbl>
     <w:p>
       <w:pPr>
-        <w:spacing w:after="40" w:before="0"/>
-      </w:pPr>
-      <w:r>
-        <w:rPr>
-          <w:sz w:val="22"/>
-          <w:szCs w:val="22"/>
-        </w:rPr>
-        <w:t xml:space="preserve">1.  What goes in the box? □ + 2 = 5</w:t>
+        <w:spacing w:after="60" w:before="0"/>
+      </w:pPr>
+      <w:r>
+        <w:t xml:space="preserve"/>
       </w:r>
     </w:p>
+    <w:tbl>
+      <w:tblPr>
+        <w:tblW w:type="dxa" w:w="9360"/>
+        <w:tblBorders>
+          <w:top w:val="single" w:color="C7D2DD" w:sz="6"/>
+          <w:left w:val="single" w:color="C7D2DD" w:sz="6"/>
+          <w:bottom w:val="single" w:color="C7D2DD" w:sz="6"/>
+          <w:right w:val="single" w:color="C7D2DD" w:sz="6"/>
+          <w:insideH w:val="single" w:color="C7D2DD" w:sz="6"/>
+          <w:insideV w:val="single" w:color="C7D2DD" w:sz="6"/>
+        </w:tblBorders>
+      </w:tblPr>
+      <w:tblGrid>
+        <w:gridCol w:w="2800"/>
+        <w:gridCol w:w="3560"/>
+        <w:gridCol w:w="3000"/>
+      </w:tblGrid>
+      <w:tr>
+        <w:trPr>
+          <w:cantSplit/>
+          <w:tblHeader/>
+        </w:trPr>
+        <w:tc>
+          <w:tcPr>
+            <w:tcW w:type="dxa" w:w="2800"/>
+            <w:shd w:fill="EEF4F8" w:color="auto" w:val="clear"/>
+            <w:tcMar>
+              <w:top w:type="dxa" w:w="60"/>
+              <w:left w:type="dxa" w:w="100"/>
+              <w:bottom w:type="dxa" w:w="60"/>
+              <w:right w:type="dxa" w:w="100"/>
+            </w:tcMar>
+          </w:tcPr>
+          <w:p>
+            <w:pPr>
+              <w:spacing w:after="0" w:before="0"/>
+            </w:pPr>
+            <w:r>
+              <w:rPr>
+                <w:b/>
+                <w:bCs/>
+                <w:color w:val="0F2B3C"/>
+                <w:sz w:val="16"/>
+                <w:szCs w:val="16"/>
+              </w:rPr>
+              <w:t xml:space="preserve">CORE PROBLEM / GIVEN REPRESENTATION</w:t>
+            </w:r>
+          </w:p>
+        </w:tc>
+        <w:tc>
+          <w:tcPr>
+            <w:tcW w:type="dxa" w:w="3560"/>
+            <w:shd w:fill="EEF4F8" w:color="auto" w:val="clear"/>
+            <w:tcMar>
+              <w:top w:type="dxa" w:w="60"/>
+              <w:left w:type="dxa" w:w="100"/>
+              <w:bottom w:type="dxa" w:w="60"/>
+              <w:right w:type="dxa" w:w="100"/>
+            </w:tcMar>
+          </w:tcPr>
+          <w:p>
+            <w:pPr>
+              <w:spacing w:after="0" w:before="0"/>
+            </w:pPr>
+            <w:r>
+              <w:rPr>
+                <w:b/>
+                <w:bCs/>
+                <w:color w:val="0F2B3C"/>
+                <w:sz w:val="16"/>
+                <w:szCs w:val="16"/>
+              </w:rPr>
+              <w:t xml:space="preserve">WORKING SPACE / CALCULATION STEPS</w:t>
+            </w:r>
+          </w:p>
+        </w:tc>
+        <w:tc>
+          <w:tcPr>
+            <w:tcW w:type="dxa" w:w="3000"/>
+            <w:shd w:fill="FBF3E2" w:color="auto" w:val="clear"/>
+            <w:tcMar>
+              <w:top w:type="dxa" w:w="60"/>
+              <w:left w:type="dxa" w:w="100"/>
+              <w:bottom w:type="dxa" w:w="60"/>
+              <w:right w:type="dxa" w:w="100"/>
+            </w:tcMar>
+          </w:tcPr>
+          <w:p>
+            <w:pPr>
+              <w:spacing w:after="0" w:before="0"/>
+            </w:pPr>
+            <w:r>
+              <w:rPr>
+                <w:b/>
+                <w:bCs/>
+                <w:color w:val="7A5400"/>
+                <w:sz w:val="16"/>
+                <w:szCs w:val="16"/>
+              </w:rPr>
+              <w:t xml:space="preserve">EXPLAIN YOUR REASONING</w:t>
+            </w:r>
+          </w:p>
+        </w:tc>
+      </w:tr>
+      <w:tr>
+        <w:trPr>
+          <w:cantSplit/>
+        </w:trPr>
+        <w:tc>
+          <w:tcPr>
+            <w:tcW w:type="dxa" w:w="2800"/>
+            <w:tcMar>
+              <w:top w:type="dxa" w:w="80"/>
+              <w:left w:type="dxa" w:w="100"/>
+              <w:bottom w:type="dxa" w:w="80"/>
+              <w:right w:type="dxa" w:w="100"/>
+            </w:tcMar>
+            <w:vAlign w:val="top"/>
+          </w:tcPr>
+          <w:p>
+            <w:pPr>
+              <w:spacing w:after="40" w:before="0"/>
+            </w:pPr>
+            <w:r>
+              <w:rPr>
+                <w:b/>
+                <w:bCs/>
+                <w:color w:val="0F2B3C"/>
+                <w:sz w:val="20"/>
+                <w:szCs w:val="20"/>
+              </w:rPr>
+              <w:t xml:space="preserve">2.  What goes in the box? □ + 4 = 6</w:t>
+            </w:r>
+          </w:p>
+        </w:tc>
+        <w:tc>
+          <w:tcPr>
+            <w:tcW w:type="dxa" w:w="3560"/>
+            <w:tcMar>
+              <w:top w:type="dxa" w:w="80"/>
+              <w:left w:type="dxa" w:w="100"/>
+              <w:bottom w:type="dxa" w:w="80"/>
+              <w:right w:type="dxa" w:w="100"/>
+            </w:tcMar>
+            <w:vAlign w:val="top"/>
+          </w:tcPr>
+          <w:p>
+            <w:pPr>
+              <w:spacing w:after="50" w:before="0"/>
+            </w:pPr>
+            <w:r>
+              <w:rPr>
+                <w:color w:val="BBBBBB"/>
+                <w:sz w:val="18"/>
+                <w:szCs w:val="18"/>
+              </w:rPr>
+              <w:t xml:space="preserve">____________________________</w:t>
+            </w:r>
+          </w:p>
+          <w:p>
+            <w:pPr>
+              <w:spacing w:after="50" w:before="0"/>
+            </w:pPr>
+            <w:r>
+              <w:rPr>
+                <w:color w:val="BBBBBB"/>
+                <w:sz w:val="18"/>
+                <w:szCs w:val="18"/>
+              </w:rPr>
+              <w:t xml:space="preserve">____________________________</w:t>
+            </w:r>
+          </w:p>
+          <w:p>
+            <w:pPr>
+              <w:spacing w:after="50" w:before="0"/>
+            </w:pPr>
+            <w:r>
+              <w:rPr>
+                <w:color w:val="BBBBBB"/>
+                <w:sz w:val="18"/>
+                <w:szCs w:val="18"/>
+              </w:rPr>
+              <w:t xml:space="preserve">____________________________</w:t>
+            </w:r>
+          </w:p>
+          <w:p>
+            <w:pPr>
+              <w:spacing w:after="50" w:before="0"/>
+            </w:pPr>
+            <w:r>
+              <w:rPr>
+                <w:color w:val="BBBBBB"/>
+                <w:sz w:val="18"/>
+                <w:szCs w:val="18"/>
+              </w:rPr>
+              <w:t xml:space="preserve">____________________________</w:t>
+            </w:r>
+          </w:p>
+        </w:tc>
+        <w:tc>
+          <w:tcPr>
+            <w:tcW w:type="dxa" w:w="3000"/>
+            <w:shd w:fill="FBF3E2" w:color="auto" w:val="clear"/>
+            <w:tcMar>
+              <w:top w:type="dxa" w:w="80"/>
+              <w:left w:type="dxa" w:w="100"/>
+              <w:bottom w:type="dxa" w:w="80"/>
+              <w:right w:type="dxa" w:w="100"/>
+            </w:tcMar>
+            <w:vAlign w:val="top"/>
+          </w:tcPr>
+          <w:p>
+            <w:pPr>
+              <w:spacing w:after="30" w:before="0"/>
+            </w:pPr>
+            <w:r>
+              <w:rPr>
+                <w:b/>
+                <w:bCs/>
+                <w:color w:val="0F2B3C"/>
+                <w:sz w:val="18"/>
+                <w:szCs w:val="18"/>
+              </w:rPr>
+              <w:t xml:space="preserve">Because... ________________</w:t>
+            </w:r>
+          </w:p>
+          <w:p>
+            <w:pPr>
+              <w:spacing w:after="50" w:before="0"/>
+            </w:pPr>
+            <w:r>
+              <w:rPr>
+                <w:color w:val="BBBBBB"/>
+                <w:sz w:val="18"/>
+                <w:szCs w:val="18"/>
+              </w:rPr>
+              <w:t xml:space="preserve">____________________________</w:t>
+            </w:r>
+          </w:p>
+          <w:p>
+            <w:pPr>
+              <w:spacing w:after="30" w:before="40"/>
+            </w:pPr>
+            <w:r>
+              <w:rPr>
+                <w:b/>
+                <w:bCs/>
+                <w:color w:val="1A6FB5"/>
+                <w:sz w:val="18"/>
+                <w:szCs w:val="18"/>
+              </w:rPr>
+              <w:t xml:space="preserve">Although... _______________</w:t>
+            </w:r>
+          </w:p>
+          <w:p>
+            <w:pPr>
+              <w:spacing w:after="50" w:before="0"/>
+            </w:pPr>
+            <w:r>
+              <w:rPr>
+                <w:color w:val="BBBBBB"/>
+                <w:sz w:val="18"/>
+                <w:szCs w:val="18"/>
+              </w:rPr>
+              <w:t xml:space="preserve">____________________________</w:t>
+            </w:r>
+          </w:p>
+          <w:p>
+            <w:pPr>
+              <w:spacing w:after="30" w:before="40"/>
+            </w:pPr>
+            <w:r>
+              <w:rPr>
+                <w:b/>
+                <w:bCs/>
+                <w:color w:val="7A5400"/>
+                <w:sz w:val="18"/>
+                <w:szCs w:val="18"/>
+              </w:rPr>
+              <w:t xml:space="preserve">Therefore... ______________</w:t>
+            </w:r>
+          </w:p>
+          <w:p>
+            <w:pPr>
+              <w:spacing w:after="50" w:before="0"/>
+            </w:pPr>
+            <w:r>
+              <w:rPr>
+                <w:color w:val="BBBBBB"/>
+                <w:sz w:val="18"/>
+                <w:szCs w:val="18"/>
+              </w:rPr>
+              <w:t xml:space="preserve">____________________________</w:t>
+            </w:r>
+          </w:p>
+        </w:tc>
+      </w:tr>
+    </w:tbl>
     <w:p>
       <w:pPr>
-        <w:spacing w:after="80" w:before="0"/>
-      </w:pPr>
-      <w:r>
-        <w:rPr>
-          <w:color w:val="BBBBBB"/>
-        </w:rPr>
-        <w:t xml:space="preserve">____________________________________________________</w:t>
+        <w:spacing w:after="60" w:before="0"/>
+      </w:pPr>
+      <w:r>
+        <w:t xml:space="preserve"/>
       </w:r>
     </w:p>
+    <w:tbl>
+      <w:tblPr>
+        <w:tblW w:type="dxa" w:w="9360"/>
+        <w:tblBorders>
+          <w:top w:val="single" w:color="C7D2DD" w:sz="6"/>
+          <w:left w:val="single" w:color="C7D2DD" w:sz="6"/>
+          <w:bottom w:val="single" w:color="C7D2DD" w:sz="6"/>
+          <w:right w:val="single" w:color="C7D2DD" w:sz="6"/>
+          <w:insideH w:val="single" w:color="C7D2DD" w:sz="6"/>
+          <w:insideV w:val="single" w:color="C7D2DD" w:sz="6"/>
+        </w:tblBorders>
+      </w:tblPr>
+      <w:tblGrid>
+        <w:gridCol w:w="2800"/>
+        <w:gridCol w:w="3560"/>
+        <w:gridCol w:w="3000"/>
+      </w:tblGrid>
+      <w:tr>
+        <w:trPr>
+          <w:cantSplit/>
+          <w:tblHeader/>
+        </w:trPr>
+        <w:tc>
+          <w:tcPr>
+            <w:tcW w:type="dxa" w:w="2800"/>
+            <w:shd w:fill="EEF4F8" w:color="auto" w:val="clear"/>
+            <w:tcMar>
+              <w:top w:type="dxa" w:w="60"/>
+              <w:left w:type="dxa" w:w="100"/>
+              <w:bottom w:type="dxa" w:w="60"/>
+              <w:right w:type="dxa" w:w="100"/>
+            </w:tcMar>
+          </w:tcPr>
+          <w:p>
+            <w:pPr>
+              <w:spacing w:after="0" w:before="0"/>
+            </w:pPr>
+            <w:r>
+              <w:rPr>
+                <w:b/>
+                <w:bCs/>
+                <w:color w:val="0F2B3C"/>
+                <w:sz w:val="16"/>
+                <w:szCs w:val="16"/>
+              </w:rPr>
+              <w:t xml:space="preserve">CORE PROBLEM / GIVEN REPRESENTATION</w:t>
+            </w:r>
+          </w:p>
+        </w:tc>
+        <w:tc>
+          <w:tcPr>
+            <w:tcW w:type="dxa" w:w="3560"/>
+            <w:shd w:fill="EEF4F8" w:color="auto" w:val="clear"/>
+            <w:tcMar>
+              <w:top w:type="dxa" w:w="60"/>
+              <w:left w:type="dxa" w:w="100"/>
+              <w:bottom w:type="dxa" w:w="60"/>
+              <w:right w:type="dxa" w:w="100"/>
+            </w:tcMar>
+          </w:tcPr>
+          <w:p>
+            <w:pPr>
+              <w:spacing w:after="0" w:before="0"/>
+            </w:pPr>
+            <w:r>
+              <w:rPr>
+                <w:b/>
+                <w:bCs/>
+                <w:color w:val="0F2B3C"/>
+                <w:sz w:val="16"/>
+                <w:szCs w:val="16"/>
+              </w:rPr>
+              <w:t xml:space="preserve">WORKING SPACE / CALCULATION STEPS</w:t>
+            </w:r>
+          </w:p>
+        </w:tc>
+        <w:tc>
+          <w:tcPr>
+            <w:tcW w:type="dxa" w:w="3000"/>
+            <w:shd w:fill="FBF3E2" w:color="auto" w:val="clear"/>
+            <w:tcMar>
+              <w:top w:type="dxa" w:w="60"/>
+              <w:left w:type="dxa" w:w="100"/>
+              <w:bottom w:type="dxa" w:w="60"/>
+              <w:right w:type="dxa" w:w="100"/>
+            </w:tcMar>
+          </w:tcPr>
+          <w:p>
+            <w:pPr>
+              <w:spacing w:after="0" w:before="0"/>
+            </w:pPr>
+            <w:r>
+              <w:rPr>
+                <w:b/>
+                <w:bCs/>
+                <w:color w:val="7A5400"/>
+                <w:sz w:val="16"/>
+                <w:szCs w:val="16"/>
+              </w:rPr>
+              <w:t xml:space="preserve">EXPLAIN YOUR REASONING</w:t>
+            </w:r>
+          </w:p>
+        </w:tc>
+      </w:tr>
+      <w:tr>
+        <w:trPr>
+          <w:cantSplit/>
+        </w:trPr>
+        <w:tc>
+          <w:tcPr>
+            <w:tcW w:type="dxa" w:w="2800"/>
+            <w:tcMar>
+              <w:top w:type="dxa" w:w="80"/>
+              <w:left w:type="dxa" w:w="100"/>
+              <w:bottom w:type="dxa" w:w="80"/>
+              <w:right w:type="dxa" w:w="100"/>
+            </w:tcMar>
+            <w:vAlign w:val="top"/>
+          </w:tcPr>
+          <w:p>
+            <w:pPr>
+              <w:spacing w:after="40" w:before="0"/>
+            </w:pPr>
+            <w:r>
+              <w:rPr>
+                <w:b/>
+                <w:bCs/>
+                <w:color w:val="0F2B3C"/>
+                <w:sz w:val="20"/>
+                <w:szCs w:val="20"/>
+              </w:rPr>
+              <w:t xml:space="preserve">3.  What goes in the box? 1 + □ = 5</w:t>
+            </w:r>
+          </w:p>
+        </w:tc>
+        <w:tc>
+          <w:tcPr>
+            <w:tcW w:type="dxa" w:w="3560"/>
+            <w:tcMar>
+              <w:top w:type="dxa" w:w="80"/>
+              <w:left w:type="dxa" w:w="100"/>
+              <w:bottom w:type="dxa" w:w="80"/>
+              <w:right w:type="dxa" w:w="100"/>
+            </w:tcMar>
+            <w:vAlign w:val="top"/>
+          </w:tcPr>
+          <w:p>
+            <w:pPr>
+              <w:spacing w:after="50" w:before="0"/>
+            </w:pPr>
+            <w:r>
+              <w:rPr>
+                <w:color w:val="BBBBBB"/>
+                <w:sz w:val="18"/>
+                <w:szCs w:val="18"/>
+              </w:rPr>
+              <w:t xml:space="preserve">____________________________</w:t>
+            </w:r>
+          </w:p>
+          <w:p>
+            <w:pPr>
+              <w:spacing w:after="50" w:before="0"/>
+            </w:pPr>
+            <w:r>
+              <w:rPr>
+                <w:color w:val="BBBBBB"/>
+                <w:sz w:val="18"/>
+                <w:szCs w:val="18"/>
+              </w:rPr>
+              <w:t xml:space="preserve">____________________________</w:t>
+            </w:r>
+          </w:p>
+          <w:p>
+            <w:pPr>
+              <w:spacing w:after="50" w:before="0"/>
+            </w:pPr>
+            <w:r>
+              <w:rPr>
+                <w:color w:val="BBBBBB"/>
+                <w:sz w:val="18"/>
+                <w:szCs w:val="18"/>
+              </w:rPr>
+              <w:t xml:space="preserve">____________________________</w:t>
+            </w:r>
+          </w:p>
+          <w:p>
+            <w:pPr>
+              <w:spacing w:after="50" w:before="0"/>
+            </w:pPr>
+            <w:r>
+              <w:rPr>
+                <w:color w:val="BBBBBB"/>
+                <w:sz w:val="18"/>
+                <w:szCs w:val="18"/>
+              </w:rPr>
+              <w:t xml:space="preserve">____________________________</w:t>
+            </w:r>
+          </w:p>
+        </w:tc>
+        <w:tc>
+          <w:tcPr>
+            <w:tcW w:type="dxa" w:w="3000"/>
+            <w:shd w:fill="FBF3E2" w:color="auto" w:val="clear"/>
+            <w:tcMar>
+              <w:top w:type="dxa" w:w="80"/>
+              <w:left w:type="dxa" w:w="100"/>
+              <w:bottom w:type="dxa" w:w="80"/>
+              <w:right w:type="dxa" w:w="100"/>
+            </w:tcMar>
+            <w:vAlign w:val="top"/>
+          </w:tcPr>
+          <w:p>
+            <w:pPr>
+              <w:spacing w:after="30" w:before="0"/>
+            </w:pPr>
+            <w:r>
+              <w:rPr>
+                <w:b/>
+                <w:bCs/>
+                <w:color w:val="0F2B3C"/>
+                <w:sz w:val="18"/>
+                <w:szCs w:val="18"/>
+              </w:rPr>
+              <w:t xml:space="preserve">Because... ________________</w:t>
+            </w:r>
+          </w:p>
+          <w:p>
+            <w:pPr>
+              <w:spacing w:after="50" w:before="0"/>
+            </w:pPr>
+            <w:r>
+              <w:rPr>
+                <w:color w:val="BBBBBB"/>
+                <w:sz w:val="18"/>
+                <w:szCs w:val="18"/>
+              </w:rPr>
+              <w:t xml:space="preserve">____________________________</w:t>
+            </w:r>
+          </w:p>
+          <w:p>
+            <w:pPr>
+              <w:spacing w:after="30" w:before="40"/>
+            </w:pPr>
+            <w:r>
+              <w:rPr>
+                <w:b/>
+                <w:bCs/>
+                <w:color w:val="1A6FB5"/>
+                <w:sz w:val="18"/>
+                <w:szCs w:val="18"/>
+              </w:rPr>
+              <w:t xml:space="preserve">Although... _______________</w:t>
+            </w:r>
+          </w:p>
+          <w:p>
+            <w:pPr>
+              <w:spacing w:after="50" w:before="0"/>
+            </w:pPr>
+            <w:r>
+              <w:rPr>
+                <w:color w:val="BBBBBB"/>
+                <w:sz w:val="18"/>
+                <w:szCs w:val="18"/>
+              </w:rPr>
+              <w:t xml:space="preserve">____________________________</w:t>
+            </w:r>
+          </w:p>
+          <w:p>
+            <w:pPr>
+              <w:spacing w:after="30" w:before="40"/>
+            </w:pPr>
+            <w:r>
+              <w:rPr>
+                <w:b/>
+                <w:bCs/>
+                <w:color w:val="7A5400"/>
+                <w:sz w:val="18"/>
+                <w:szCs w:val="18"/>
+              </w:rPr>
+              <w:t xml:space="preserve">Therefore... ______________</w:t>
+            </w:r>
+          </w:p>
+          <w:p>
+            <w:pPr>
+              <w:spacing w:after="50" w:before="0"/>
+            </w:pPr>
+            <w:r>
+              <w:rPr>
+                <w:color w:val="BBBBBB"/>
+                <w:sz w:val="18"/>
+                <w:szCs w:val="18"/>
+              </w:rPr>
+              <w:t xml:space="preserve">____________________________</w:t>
+            </w:r>
+          </w:p>
+        </w:tc>
+      </w:tr>
+    </w:tbl>
     <w:p>
       <w:pPr>
-        <w:spacing w:after="40" w:before="0"/>
-      </w:pPr>
-      <w:r>
-        <w:rPr>
-          <w:sz w:val="22"/>
-          <w:szCs w:val="22"/>
-        </w:rPr>
-        <w:t xml:space="preserve">2.  What goes in the box? □ + 4 = 6</w:t>
-      </w:r>
-    </w:p>
-    <w:p>
-      <w:pPr>
-        <w:spacing w:after="80" w:before="0"/>
-      </w:pPr>
-      <w:r>
-        <w:rPr>
-          <w:color w:val="BBBBBB"/>
-        </w:rPr>
-        <w:t xml:space="preserve">____________________________________________________</w:t>
-      </w:r>
-    </w:p>
-    <w:p>
-      <w:pPr>
-        <w:spacing w:after="40" w:before="0"/>
-      </w:pPr>
-      <w:r>
-        <w:rPr>
-          <w:sz w:val="22"/>
-          <w:szCs w:val="22"/>
-        </w:rPr>
-        <w:t xml:space="preserve">3.  What goes in the box? 1 + □ = 5</w:t>
-      </w:r>
-    </w:p>
-    <w:p>
-      <w:pPr>
-        <w:spacing w:after="80" w:before="0"/>
-      </w:pPr>
-      <w:r>
-        <w:rPr>
-          <w:color w:val="BBBBBB"/>
-        </w:rPr>
-        <w:t xml:space="preserve">____________________________________________________</w:t>
+        <w:spacing w:after="60" w:before="0"/>
+      </w:pPr>
+      <w:r>
+        <w:t xml:space="preserve"/>
       </w:r>
     </w:p>
     <w:p>
@@ -225,63 +2602,629 @@
         <w:t xml:space="preserve">Match the words to the equation.</w:t>
       </w:r>
     </w:p>
+    <w:tbl>
+      <w:tblPr>
+        <w:tblW w:type="dxa" w:w="9360"/>
+        <w:tblBorders>
+          <w:top w:val="single" w:color="C7D2DD" w:sz="6"/>
+          <w:left w:val="single" w:color="C7D2DD" w:sz="6"/>
+          <w:bottom w:val="single" w:color="C7D2DD" w:sz="6"/>
+          <w:right w:val="single" w:color="C7D2DD" w:sz="6"/>
+          <w:insideH w:val="single" w:color="C7D2DD" w:sz="6"/>
+          <w:insideV w:val="single" w:color="C7D2DD" w:sz="6"/>
+        </w:tblBorders>
+      </w:tblPr>
+      <w:tblGrid>
+        <w:gridCol w:w="2800"/>
+        <w:gridCol w:w="3560"/>
+        <w:gridCol w:w="3000"/>
+      </w:tblGrid>
+      <w:tr>
+        <w:trPr>
+          <w:cantSplit/>
+          <w:tblHeader/>
+        </w:trPr>
+        <w:tc>
+          <w:tcPr>
+            <w:tcW w:type="dxa" w:w="2800"/>
+            <w:shd w:fill="EEF4F8" w:color="auto" w:val="clear"/>
+            <w:tcMar>
+              <w:top w:type="dxa" w:w="60"/>
+              <w:left w:type="dxa" w:w="100"/>
+              <w:bottom w:type="dxa" w:w="60"/>
+              <w:right w:type="dxa" w:w="100"/>
+            </w:tcMar>
+          </w:tcPr>
+          <w:p>
+            <w:pPr>
+              <w:spacing w:after="0" w:before="0"/>
+            </w:pPr>
+            <w:r>
+              <w:rPr>
+                <w:b/>
+                <w:bCs/>
+                <w:color w:val="0F2B3C"/>
+                <w:sz w:val="16"/>
+                <w:szCs w:val="16"/>
+              </w:rPr>
+              <w:t xml:space="preserve">CORE PROBLEM / GIVEN REPRESENTATION</w:t>
+            </w:r>
+          </w:p>
+        </w:tc>
+        <w:tc>
+          <w:tcPr>
+            <w:tcW w:type="dxa" w:w="3560"/>
+            <w:shd w:fill="EEF4F8" w:color="auto" w:val="clear"/>
+            <w:tcMar>
+              <w:top w:type="dxa" w:w="60"/>
+              <w:left w:type="dxa" w:w="100"/>
+              <w:bottom w:type="dxa" w:w="60"/>
+              <w:right w:type="dxa" w:w="100"/>
+            </w:tcMar>
+          </w:tcPr>
+          <w:p>
+            <w:pPr>
+              <w:spacing w:after="0" w:before="0"/>
+            </w:pPr>
+            <w:r>
+              <w:rPr>
+                <w:b/>
+                <w:bCs/>
+                <w:color w:val="0F2B3C"/>
+                <w:sz w:val="16"/>
+                <w:szCs w:val="16"/>
+              </w:rPr>
+              <w:t xml:space="preserve">WORKING SPACE / CALCULATION STEPS</w:t>
+            </w:r>
+          </w:p>
+        </w:tc>
+        <w:tc>
+          <w:tcPr>
+            <w:tcW w:type="dxa" w:w="3000"/>
+            <w:shd w:fill="FBF3E2" w:color="auto" w:val="clear"/>
+            <w:tcMar>
+              <w:top w:type="dxa" w:w="60"/>
+              <w:left w:type="dxa" w:w="100"/>
+              <w:bottom w:type="dxa" w:w="60"/>
+              <w:right w:type="dxa" w:w="100"/>
+            </w:tcMar>
+          </w:tcPr>
+          <w:p>
+            <w:pPr>
+              <w:spacing w:after="0" w:before="0"/>
+            </w:pPr>
+            <w:r>
+              <w:rPr>
+                <w:b/>
+                <w:bCs/>
+                <w:color w:val="7A5400"/>
+                <w:sz w:val="16"/>
+                <w:szCs w:val="16"/>
+              </w:rPr>
+              <w:t xml:space="preserve">EXPLAIN YOUR REASONING</w:t>
+            </w:r>
+          </w:p>
+        </w:tc>
+      </w:tr>
+      <w:tr>
+        <w:trPr>
+          <w:cantSplit/>
+        </w:trPr>
+        <w:tc>
+          <w:tcPr>
+            <w:tcW w:type="dxa" w:w="2800"/>
+            <w:tcMar>
+              <w:top w:type="dxa" w:w="80"/>
+              <w:left w:type="dxa" w:w="100"/>
+              <w:bottom w:type="dxa" w:w="80"/>
+              <w:right w:type="dxa" w:w="100"/>
+            </w:tcMar>
+            <w:vAlign w:val="top"/>
+          </w:tcPr>
+          <w:p>
+            <w:pPr>
+              <w:spacing w:after="40" w:before="0"/>
+            </w:pPr>
+            <w:r>
+              <w:rPr>
+                <w:b/>
+                <w:bCs/>
+                <w:color w:val="0F2B3C"/>
+                <w:sz w:val="20"/>
+                <w:szCs w:val="20"/>
+              </w:rPr>
+              <w:t xml:space="preserve">1.  "A number plus 4 equals 9." Which equation?</w:t>
+            </w:r>
+          </w:p>
+          <w:p>
+            <w:pPr>
+              <w:spacing w:after="0" w:before="0"/>
+            </w:pPr>
+            <w:r>
+              <w:rPr>
+                <w:color w:val="5E6E7E"/>
+                <w:sz w:val="18"/>
+                <w:szCs w:val="18"/>
+              </w:rPr>
+              <w:t xml:space="preserve">Choices: n − 4 = 9   /   n + 4 = 9   /   4 + 9 = n</w:t>
+            </w:r>
+          </w:p>
+        </w:tc>
+        <w:tc>
+          <w:tcPr>
+            <w:tcW w:type="dxa" w:w="3560"/>
+            <w:tcMar>
+              <w:top w:type="dxa" w:w="80"/>
+              <w:left w:type="dxa" w:w="100"/>
+              <w:bottom w:type="dxa" w:w="80"/>
+              <w:right w:type="dxa" w:w="100"/>
+            </w:tcMar>
+            <w:vAlign w:val="top"/>
+          </w:tcPr>
+          <w:p>
+            <w:pPr>
+              <w:spacing w:after="50" w:before="0"/>
+            </w:pPr>
+            <w:r>
+              <w:rPr>
+                <w:color w:val="BBBBBB"/>
+                <w:sz w:val="18"/>
+                <w:szCs w:val="18"/>
+              </w:rPr>
+              <w:t xml:space="preserve">____________________________</w:t>
+            </w:r>
+          </w:p>
+          <w:p>
+            <w:pPr>
+              <w:spacing w:after="50" w:before="0"/>
+            </w:pPr>
+            <w:r>
+              <w:rPr>
+                <w:color w:val="BBBBBB"/>
+                <w:sz w:val="18"/>
+                <w:szCs w:val="18"/>
+              </w:rPr>
+              <w:t xml:space="preserve">____________________________</w:t>
+            </w:r>
+          </w:p>
+          <w:p>
+            <w:pPr>
+              <w:spacing w:after="50" w:before="0"/>
+            </w:pPr>
+            <w:r>
+              <w:rPr>
+                <w:color w:val="BBBBBB"/>
+                <w:sz w:val="18"/>
+                <w:szCs w:val="18"/>
+              </w:rPr>
+              <w:t xml:space="preserve">____________________________</w:t>
+            </w:r>
+          </w:p>
+          <w:p>
+            <w:pPr>
+              <w:spacing w:after="50" w:before="0"/>
+            </w:pPr>
+            <w:r>
+              <w:rPr>
+                <w:color w:val="BBBBBB"/>
+                <w:sz w:val="18"/>
+                <w:szCs w:val="18"/>
+              </w:rPr>
+              <w:t xml:space="preserve">____________________________</w:t>
+            </w:r>
+          </w:p>
+        </w:tc>
+        <w:tc>
+          <w:tcPr>
+            <w:tcW w:type="dxa" w:w="3000"/>
+            <w:shd w:fill="FBF3E2" w:color="auto" w:val="clear"/>
+            <w:tcMar>
+              <w:top w:type="dxa" w:w="80"/>
+              <w:left w:type="dxa" w:w="100"/>
+              <w:bottom w:type="dxa" w:w="80"/>
+              <w:right w:type="dxa" w:w="100"/>
+            </w:tcMar>
+            <w:vAlign w:val="top"/>
+          </w:tcPr>
+          <w:p>
+            <w:pPr>
+              <w:spacing w:after="30" w:before="0"/>
+            </w:pPr>
+            <w:r>
+              <w:rPr>
+                <w:b/>
+                <w:bCs/>
+                <w:color w:val="0F2B3C"/>
+                <w:sz w:val="18"/>
+                <w:szCs w:val="18"/>
+              </w:rPr>
+              <w:t xml:space="preserve">Because... ________________</w:t>
+            </w:r>
+          </w:p>
+          <w:p>
+            <w:pPr>
+              <w:spacing w:after="50" w:before="0"/>
+            </w:pPr>
+            <w:r>
+              <w:rPr>
+                <w:color w:val="BBBBBB"/>
+                <w:sz w:val="18"/>
+                <w:szCs w:val="18"/>
+              </w:rPr>
+              <w:t xml:space="preserve">____________________________</w:t>
+            </w:r>
+          </w:p>
+          <w:p>
+            <w:pPr>
+              <w:spacing w:after="30" w:before="40"/>
+            </w:pPr>
+            <w:r>
+              <w:rPr>
+                <w:b/>
+                <w:bCs/>
+                <w:color w:val="1A6FB5"/>
+                <w:sz w:val="18"/>
+                <w:szCs w:val="18"/>
+              </w:rPr>
+              <w:t xml:space="preserve">Although... _______________</w:t>
+            </w:r>
+          </w:p>
+          <w:p>
+            <w:pPr>
+              <w:spacing w:after="50" w:before="0"/>
+            </w:pPr>
+            <w:r>
+              <w:rPr>
+                <w:color w:val="BBBBBB"/>
+                <w:sz w:val="18"/>
+                <w:szCs w:val="18"/>
+              </w:rPr>
+              <w:t xml:space="preserve">____________________________</w:t>
+            </w:r>
+          </w:p>
+          <w:p>
+            <w:pPr>
+              <w:spacing w:after="30" w:before="40"/>
+            </w:pPr>
+            <w:r>
+              <w:rPr>
+                <w:b/>
+                <w:bCs/>
+                <w:color w:val="7A5400"/>
+                <w:sz w:val="18"/>
+                <w:szCs w:val="18"/>
+              </w:rPr>
+              <w:t xml:space="preserve">Therefore... ______________</w:t>
+            </w:r>
+          </w:p>
+          <w:p>
+            <w:pPr>
+              <w:spacing w:after="50" w:before="0"/>
+            </w:pPr>
+            <w:r>
+              <w:rPr>
+                <w:color w:val="BBBBBB"/>
+                <w:sz w:val="18"/>
+                <w:szCs w:val="18"/>
+              </w:rPr>
+              <w:t xml:space="preserve">____________________________</w:t>
+            </w:r>
+          </w:p>
+        </w:tc>
+      </w:tr>
+    </w:tbl>
     <w:p>
       <w:pPr>
-        <w:spacing w:after="40" w:before="0"/>
-      </w:pPr>
-      <w:r>
-        <w:rPr>
-          <w:sz w:val="22"/>
-          <w:szCs w:val="22"/>
-        </w:rPr>
-        <w:t xml:space="preserve">1.  "A number plus 4 equals 9." Which equation?</w:t>
+        <w:spacing w:after="60" w:before="0"/>
+      </w:pPr>
+      <w:r>
+        <w:t xml:space="preserve"/>
       </w:r>
     </w:p>
+    <w:tbl>
+      <w:tblPr>
+        <w:tblW w:type="dxa" w:w="9360"/>
+        <w:tblBorders>
+          <w:top w:val="single" w:color="C7D2DD" w:sz="6"/>
+          <w:left w:val="single" w:color="C7D2DD" w:sz="6"/>
+          <w:bottom w:val="single" w:color="C7D2DD" w:sz="6"/>
+          <w:right w:val="single" w:color="C7D2DD" w:sz="6"/>
+          <w:insideH w:val="single" w:color="C7D2DD" w:sz="6"/>
+          <w:insideV w:val="single" w:color="C7D2DD" w:sz="6"/>
+        </w:tblBorders>
+      </w:tblPr>
+      <w:tblGrid>
+        <w:gridCol w:w="2800"/>
+        <w:gridCol w:w="3560"/>
+        <w:gridCol w:w="3000"/>
+      </w:tblGrid>
+      <w:tr>
+        <w:trPr>
+          <w:cantSplit/>
+          <w:tblHeader/>
+        </w:trPr>
+        <w:tc>
+          <w:tcPr>
+            <w:tcW w:type="dxa" w:w="2800"/>
+            <w:shd w:fill="EEF4F8" w:color="auto" w:val="clear"/>
+            <w:tcMar>
+              <w:top w:type="dxa" w:w="60"/>
+              <w:left w:type="dxa" w:w="100"/>
+              <w:bottom w:type="dxa" w:w="60"/>
+              <w:right w:type="dxa" w:w="100"/>
+            </w:tcMar>
+          </w:tcPr>
+          <w:p>
+            <w:pPr>
+              <w:spacing w:after="0" w:before="0"/>
+            </w:pPr>
+            <w:r>
+              <w:rPr>
+                <w:b/>
+                <w:bCs/>
+                <w:color w:val="0F2B3C"/>
+                <w:sz w:val="16"/>
+                <w:szCs w:val="16"/>
+              </w:rPr>
+              <w:t xml:space="preserve">CORE PROBLEM / GIVEN REPRESENTATION</w:t>
+            </w:r>
+          </w:p>
+        </w:tc>
+        <w:tc>
+          <w:tcPr>
+            <w:tcW w:type="dxa" w:w="3560"/>
+            <w:shd w:fill="EEF4F8" w:color="auto" w:val="clear"/>
+            <w:tcMar>
+              <w:top w:type="dxa" w:w="60"/>
+              <w:left w:type="dxa" w:w="100"/>
+              <w:bottom w:type="dxa" w:w="60"/>
+              <w:right w:type="dxa" w:w="100"/>
+            </w:tcMar>
+          </w:tcPr>
+          <w:p>
+            <w:pPr>
+              <w:spacing w:after="0" w:before="0"/>
+            </w:pPr>
+            <w:r>
+              <w:rPr>
+                <w:b/>
+                <w:bCs/>
+                <w:color w:val="0F2B3C"/>
+                <w:sz w:val="16"/>
+                <w:szCs w:val="16"/>
+              </w:rPr>
+              <w:t xml:space="preserve">WORKING SPACE / CALCULATION STEPS</w:t>
+            </w:r>
+          </w:p>
+        </w:tc>
+        <w:tc>
+          <w:tcPr>
+            <w:tcW w:type="dxa" w:w="3000"/>
+            <w:shd w:fill="FBF3E2" w:color="auto" w:val="clear"/>
+            <w:tcMar>
+              <w:top w:type="dxa" w:w="60"/>
+              <w:left w:type="dxa" w:w="100"/>
+              <w:bottom w:type="dxa" w:w="60"/>
+              <w:right w:type="dxa" w:w="100"/>
+            </w:tcMar>
+          </w:tcPr>
+          <w:p>
+            <w:pPr>
+              <w:spacing w:after="0" w:before="0"/>
+            </w:pPr>
+            <w:r>
+              <w:rPr>
+                <w:b/>
+                <w:bCs/>
+                <w:color w:val="7A5400"/>
+                <w:sz w:val="16"/>
+                <w:szCs w:val="16"/>
+              </w:rPr>
+              <w:t xml:space="preserve">EXPLAIN YOUR REASONING</w:t>
+            </w:r>
+          </w:p>
+        </w:tc>
+      </w:tr>
+      <w:tr>
+        <w:trPr>
+          <w:cantSplit/>
+        </w:trPr>
+        <w:tc>
+          <w:tcPr>
+            <w:tcW w:type="dxa" w:w="2800"/>
+            <w:tcMar>
+              <w:top w:type="dxa" w:w="80"/>
+              <w:left w:type="dxa" w:w="100"/>
+              <w:bottom w:type="dxa" w:w="80"/>
+              <w:right w:type="dxa" w:w="100"/>
+            </w:tcMar>
+            <w:vAlign w:val="top"/>
+          </w:tcPr>
+          <w:p>
+            <w:pPr>
+              <w:spacing w:after="40" w:before="0"/>
+            </w:pPr>
+            <w:r>
+              <w:rPr>
+                <w:b/>
+                <w:bCs/>
+                <w:color w:val="0F2B3C"/>
+                <w:sz w:val="20"/>
+                <w:szCs w:val="20"/>
+              </w:rPr>
+              <w:t xml:space="preserve">2.  In n + 4 = 9, what number is n?</w:t>
+            </w:r>
+          </w:p>
+        </w:tc>
+        <w:tc>
+          <w:tcPr>
+            <w:tcW w:type="dxa" w:w="3560"/>
+            <w:tcMar>
+              <w:top w:type="dxa" w:w="80"/>
+              <w:left w:type="dxa" w:w="100"/>
+              <w:bottom w:type="dxa" w:w="80"/>
+              <w:right w:type="dxa" w:w="100"/>
+            </w:tcMar>
+            <w:vAlign w:val="top"/>
+          </w:tcPr>
+          <w:p>
+            <w:pPr>
+              <w:spacing w:after="50" w:before="0"/>
+            </w:pPr>
+            <w:r>
+              <w:rPr>
+                <w:color w:val="BBBBBB"/>
+                <w:sz w:val="18"/>
+                <w:szCs w:val="18"/>
+              </w:rPr>
+              <w:t xml:space="preserve">____________________________</w:t>
+            </w:r>
+          </w:p>
+          <w:p>
+            <w:pPr>
+              <w:spacing w:after="50" w:before="0"/>
+            </w:pPr>
+            <w:r>
+              <w:rPr>
+                <w:color w:val="BBBBBB"/>
+                <w:sz w:val="18"/>
+                <w:szCs w:val="18"/>
+              </w:rPr>
+              <w:t xml:space="preserve">____________________________</w:t>
+            </w:r>
+          </w:p>
+          <w:p>
+            <w:pPr>
+              <w:spacing w:after="50" w:before="0"/>
+            </w:pPr>
+            <w:r>
+              <w:rPr>
+                <w:color w:val="BBBBBB"/>
+                <w:sz w:val="18"/>
+                <w:szCs w:val="18"/>
+              </w:rPr>
+              <w:t xml:space="preserve">____________________________</w:t>
+            </w:r>
+          </w:p>
+          <w:p>
+            <w:pPr>
+              <w:spacing w:after="50" w:before="0"/>
+            </w:pPr>
+            <w:r>
+              <w:rPr>
+                <w:color w:val="BBBBBB"/>
+                <w:sz w:val="18"/>
+                <w:szCs w:val="18"/>
+              </w:rPr>
+              <w:t xml:space="preserve">____________________________</w:t>
+            </w:r>
+          </w:p>
+        </w:tc>
+        <w:tc>
+          <w:tcPr>
+            <w:tcW w:type="dxa" w:w="3000"/>
+            <w:shd w:fill="FBF3E2" w:color="auto" w:val="clear"/>
+            <w:tcMar>
+              <w:top w:type="dxa" w:w="80"/>
+              <w:left w:type="dxa" w:w="100"/>
+              <w:bottom w:type="dxa" w:w="80"/>
+              <w:right w:type="dxa" w:w="100"/>
+            </w:tcMar>
+            <w:vAlign w:val="top"/>
+          </w:tcPr>
+          <w:p>
+            <w:pPr>
+              <w:spacing w:after="30" w:before="0"/>
+            </w:pPr>
+            <w:r>
+              <w:rPr>
+                <w:b/>
+                <w:bCs/>
+                <w:color w:val="0F2B3C"/>
+                <w:sz w:val="18"/>
+                <w:szCs w:val="18"/>
+              </w:rPr>
+              <w:t xml:space="preserve">Because... ________________</w:t>
+            </w:r>
+          </w:p>
+          <w:p>
+            <w:pPr>
+              <w:spacing w:after="50" w:before="0"/>
+            </w:pPr>
+            <w:r>
+              <w:rPr>
+                <w:color w:val="BBBBBB"/>
+                <w:sz w:val="18"/>
+                <w:szCs w:val="18"/>
+              </w:rPr>
+              <w:t xml:space="preserve">____________________________</w:t>
+            </w:r>
+          </w:p>
+          <w:p>
+            <w:pPr>
+              <w:spacing w:after="30" w:before="40"/>
+            </w:pPr>
+            <w:r>
+              <w:rPr>
+                <w:b/>
+                <w:bCs/>
+                <w:color w:val="1A6FB5"/>
+                <w:sz w:val="18"/>
+                <w:szCs w:val="18"/>
+              </w:rPr>
+              <w:t xml:space="preserve">Although... _______________</w:t>
+            </w:r>
+          </w:p>
+          <w:p>
+            <w:pPr>
+              <w:spacing w:after="50" w:before="0"/>
+            </w:pPr>
+            <w:r>
+              <w:rPr>
+                <w:color w:val="BBBBBB"/>
+                <w:sz w:val="18"/>
+                <w:szCs w:val="18"/>
+              </w:rPr>
+              <w:t xml:space="preserve">____________________________</w:t>
+            </w:r>
+          </w:p>
+          <w:p>
+            <w:pPr>
+              <w:spacing w:after="30" w:before="40"/>
+            </w:pPr>
+            <w:r>
+              <w:rPr>
+                <w:b/>
+                <w:bCs/>
+                <w:color w:val="7A5400"/>
+                <w:sz w:val="18"/>
+                <w:szCs w:val="18"/>
+              </w:rPr>
+              <w:t xml:space="preserve">Therefore... ______________</w:t>
+            </w:r>
+          </w:p>
+          <w:p>
+            <w:pPr>
+              <w:spacing w:after="50" w:before="0"/>
+            </w:pPr>
+            <w:r>
+              <w:rPr>
+                <w:color w:val="BBBBBB"/>
+                <w:sz w:val="18"/>
+                <w:szCs w:val="18"/>
+              </w:rPr>
+              <w:t xml:space="preserve">____________________________</w:t>
+            </w:r>
+          </w:p>
+        </w:tc>
+      </w:tr>
+    </w:tbl>
     <w:p>
       <w:pPr>
-        <w:spacing w:after="40" w:before="0"/>
-      </w:pPr>
-      <w:r>
-        <w:rPr>
-          <w:color w:val="5E6E7E"/>
-          <w:sz w:val="20"/>
-          <w:szCs w:val="20"/>
-        </w:rPr>
-        <w:t xml:space="preserve">     choices: n − 4 = 9   /   n + 4 = 9   /   4 + 9 = n</w:t>
-      </w:r>
-    </w:p>
-    <w:p>
-      <w:pPr>
-        <w:spacing w:after="80" w:before="0"/>
-      </w:pPr>
-      <w:r>
-        <w:rPr>
-          <w:color w:val="BBBBBB"/>
-        </w:rPr>
-        <w:t xml:space="preserve">____________________________________________________</w:t>
-      </w:r>
-    </w:p>
-    <w:p>
-      <w:pPr>
-        <w:spacing w:after="40" w:before="0"/>
-      </w:pPr>
-      <w:r>
-        <w:rPr>
-          <w:sz w:val="22"/>
-          <w:szCs w:val="22"/>
-        </w:rPr>
-        <w:t xml:space="preserve">2.  In n + 4 = 9, what number is n?</w:t>
-      </w:r>
-    </w:p>
-    <w:p>
-      <w:pPr>
-        <w:spacing w:after="80" w:before="0"/>
-      </w:pPr>
-      <w:r>
-        <w:rPr>
-          <w:color w:val="BBBBBB"/>
-        </w:rPr>
-        <w:t xml:space="preserve">____________________________________________________</w:t>
+        <w:spacing w:after="60" w:before="0"/>
+      </w:pPr>
+      <w:r>
+        <w:t xml:space="preserve"/>
       </w:r>
     </w:p>
     <w:p>
@@ -313,63 +3256,629 @@
         <w:t xml:space="preserve">Write and solve.</w:t>
       </w:r>
     </w:p>
+    <w:tbl>
+      <w:tblPr>
+        <w:tblW w:type="dxa" w:w="9360"/>
+        <w:tblBorders>
+          <w:top w:val="single" w:color="C7D2DD" w:sz="6"/>
+          <w:left w:val="single" w:color="C7D2DD" w:sz="6"/>
+          <w:bottom w:val="single" w:color="C7D2DD" w:sz="6"/>
+          <w:right w:val="single" w:color="C7D2DD" w:sz="6"/>
+          <w:insideH w:val="single" w:color="C7D2DD" w:sz="6"/>
+          <w:insideV w:val="single" w:color="C7D2DD" w:sz="6"/>
+        </w:tblBorders>
+      </w:tblPr>
+      <w:tblGrid>
+        <w:gridCol w:w="2800"/>
+        <w:gridCol w:w="3560"/>
+        <w:gridCol w:w="3000"/>
+      </w:tblGrid>
+      <w:tr>
+        <w:trPr>
+          <w:cantSplit/>
+          <w:tblHeader/>
+        </w:trPr>
+        <w:tc>
+          <w:tcPr>
+            <w:tcW w:type="dxa" w:w="2800"/>
+            <w:shd w:fill="EEF4F8" w:color="auto" w:val="clear"/>
+            <w:tcMar>
+              <w:top w:type="dxa" w:w="60"/>
+              <w:left w:type="dxa" w:w="100"/>
+              <w:bottom w:type="dxa" w:w="60"/>
+              <w:right w:type="dxa" w:w="100"/>
+            </w:tcMar>
+          </w:tcPr>
+          <w:p>
+            <w:pPr>
+              <w:spacing w:after="0" w:before="0"/>
+            </w:pPr>
+            <w:r>
+              <w:rPr>
+                <w:b/>
+                <w:bCs/>
+                <w:color w:val="0F2B3C"/>
+                <w:sz w:val="16"/>
+                <w:szCs w:val="16"/>
+              </w:rPr>
+              <w:t xml:space="preserve">CORE PROBLEM / GIVEN REPRESENTATION</w:t>
+            </w:r>
+          </w:p>
+        </w:tc>
+        <w:tc>
+          <w:tcPr>
+            <w:tcW w:type="dxa" w:w="3560"/>
+            <w:shd w:fill="EEF4F8" w:color="auto" w:val="clear"/>
+            <w:tcMar>
+              <w:top w:type="dxa" w:w="60"/>
+              <w:left w:type="dxa" w:w="100"/>
+              <w:bottom w:type="dxa" w:w="60"/>
+              <w:right w:type="dxa" w:w="100"/>
+            </w:tcMar>
+          </w:tcPr>
+          <w:p>
+            <w:pPr>
+              <w:spacing w:after="0" w:before="0"/>
+            </w:pPr>
+            <w:r>
+              <w:rPr>
+                <w:b/>
+                <w:bCs/>
+                <w:color w:val="0F2B3C"/>
+                <w:sz w:val="16"/>
+                <w:szCs w:val="16"/>
+              </w:rPr>
+              <w:t xml:space="preserve">WORKING SPACE / CALCULATION STEPS</w:t>
+            </w:r>
+          </w:p>
+        </w:tc>
+        <w:tc>
+          <w:tcPr>
+            <w:tcW w:type="dxa" w:w="3000"/>
+            <w:shd w:fill="FBF3E2" w:color="auto" w:val="clear"/>
+            <w:tcMar>
+              <w:top w:type="dxa" w:w="60"/>
+              <w:left w:type="dxa" w:w="100"/>
+              <w:bottom w:type="dxa" w:w="60"/>
+              <w:right w:type="dxa" w:w="100"/>
+            </w:tcMar>
+          </w:tcPr>
+          <w:p>
+            <w:pPr>
+              <w:spacing w:after="0" w:before="0"/>
+            </w:pPr>
+            <w:r>
+              <w:rPr>
+                <w:b/>
+                <w:bCs/>
+                <w:color w:val="7A5400"/>
+                <w:sz w:val="16"/>
+                <w:szCs w:val="16"/>
+              </w:rPr>
+              <w:t xml:space="preserve">EXPLAIN YOUR REASONING</w:t>
+            </w:r>
+          </w:p>
+        </w:tc>
+      </w:tr>
+      <w:tr>
+        <w:trPr>
+          <w:cantSplit/>
+        </w:trPr>
+        <w:tc>
+          <w:tcPr>
+            <w:tcW w:type="dxa" w:w="2800"/>
+            <w:tcMar>
+              <w:top w:type="dxa" w:w="80"/>
+              <w:left w:type="dxa" w:w="100"/>
+              <w:bottom w:type="dxa" w:w="80"/>
+              <w:right w:type="dxa" w:w="100"/>
+            </w:tcMar>
+            <w:vAlign w:val="top"/>
+          </w:tcPr>
+          <w:p>
+            <w:pPr>
+              <w:spacing w:after="40" w:before="0"/>
+            </w:pPr>
+            <w:r>
+              <w:rPr>
+                <w:b/>
+                <w:bCs/>
+                <w:color w:val="0F2B3C"/>
+                <w:sz w:val="20"/>
+                <w:szCs w:val="20"/>
+              </w:rPr>
+              <w:t xml:space="preserve">1.  "7 is the same as a number plus 2." Which equation?</w:t>
+            </w:r>
+          </w:p>
+          <w:p>
+            <w:pPr>
+              <w:spacing w:after="0" w:before="0"/>
+            </w:pPr>
+            <w:r>
+              <w:rPr>
+                <w:color w:val="5E6E7E"/>
+                <w:sz w:val="18"/>
+                <w:szCs w:val="18"/>
+              </w:rPr>
+              <w:t xml:space="preserve">Choices: 7 = n + 2   /   7 + 2 = n   /   n = 7 + 2</w:t>
+            </w:r>
+          </w:p>
+        </w:tc>
+        <w:tc>
+          <w:tcPr>
+            <w:tcW w:type="dxa" w:w="3560"/>
+            <w:tcMar>
+              <w:top w:type="dxa" w:w="80"/>
+              <w:left w:type="dxa" w:w="100"/>
+              <w:bottom w:type="dxa" w:w="80"/>
+              <w:right w:type="dxa" w:w="100"/>
+            </w:tcMar>
+            <w:vAlign w:val="top"/>
+          </w:tcPr>
+          <w:p>
+            <w:pPr>
+              <w:spacing w:after="50" w:before="0"/>
+            </w:pPr>
+            <w:r>
+              <w:rPr>
+                <w:color w:val="BBBBBB"/>
+                <w:sz w:val="18"/>
+                <w:szCs w:val="18"/>
+              </w:rPr>
+              <w:t xml:space="preserve">____________________________</w:t>
+            </w:r>
+          </w:p>
+          <w:p>
+            <w:pPr>
+              <w:spacing w:after="50" w:before="0"/>
+            </w:pPr>
+            <w:r>
+              <w:rPr>
+                <w:color w:val="BBBBBB"/>
+                <w:sz w:val="18"/>
+                <w:szCs w:val="18"/>
+              </w:rPr>
+              <w:t xml:space="preserve">____________________________</w:t>
+            </w:r>
+          </w:p>
+          <w:p>
+            <w:pPr>
+              <w:spacing w:after="50" w:before="0"/>
+            </w:pPr>
+            <w:r>
+              <w:rPr>
+                <w:color w:val="BBBBBB"/>
+                <w:sz w:val="18"/>
+                <w:szCs w:val="18"/>
+              </w:rPr>
+              <w:t xml:space="preserve">____________________________</w:t>
+            </w:r>
+          </w:p>
+          <w:p>
+            <w:pPr>
+              <w:spacing w:after="50" w:before="0"/>
+            </w:pPr>
+            <w:r>
+              <w:rPr>
+                <w:color w:val="BBBBBB"/>
+                <w:sz w:val="18"/>
+                <w:szCs w:val="18"/>
+              </w:rPr>
+              <w:t xml:space="preserve">____________________________</w:t>
+            </w:r>
+          </w:p>
+        </w:tc>
+        <w:tc>
+          <w:tcPr>
+            <w:tcW w:type="dxa" w:w="3000"/>
+            <w:shd w:fill="FBF3E2" w:color="auto" w:val="clear"/>
+            <w:tcMar>
+              <w:top w:type="dxa" w:w="80"/>
+              <w:left w:type="dxa" w:w="100"/>
+              <w:bottom w:type="dxa" w:w="80"/>
+              <w:right w:type="dxa" w:w="100"/>
+            </w:tcMar>
+            <w:vAlign w:val="top"/>
+          </w:tcPr>
+          <w:p>
+            <w:pPr>
+              <w:spacing w:after="30" w:before="0"/>
+            </w:pPr>
+            <w:r>
+              <w:rPr>
+                <w:b/>
+                <w:bCs/>
+                <w:color w:val="0F2B3C"/>
+                <w:sz w:val="18"/>
+                <w:szCs w:val="18"/>
+              </w:rPr>
+              <w:t xml:space="preserve">Because... ________________</w:t>
+            </w:r>
+          </w:p>
+          <w:p>
+            <w:pPr>
+              <w:spacing w:after="50" w:before="0"/>
+            </w:pPr>
+            <w:r>
+              <w:rPr>
+                <w:color w:val="BBBBBB"/>
+                <w:sz w:val="18"/>
+                <w:szCs w:val="18"/>
+              </w:rPr>
+              <w:t xml:space="preserve">____________________________</w:t>
+            </w:r>
+          </w:p>
+          <w:p>
+            <w:pPr>
+              <w:spacing w:after="30" w:before="40"/>
+            </w:pPr>
+            <w:r>
+              <w:rPr>
+                <w:b/>
+                <w:bCs/>
+                <w:color w:val="1A6FB5"/>
+                <w:sz w:val="18"/>
+                <w:szCs w:val="18"/>
+              </w:rPr>
+              <w:t xml:space="preserve">Although... _______________</w:t>
+            </w:r>
+          </w:p>
+          <w:p>
+            <w:pPr>
+              <w:spacing w:after="50" w:before="0"/>
+            </w:pPr>
+            <w:r>
+              <w:rPr>
+                <w:color w:val="BBBBBB"/>
+                <w:sz w:val="18"/>
+                <w:szCs w:val="18"/>
+              </w:rPr>
+              <w:t xml:space="preserve">____________________________</w:t>
+            </w:r>
+          </w:p>
+          <w:p>
+            <w:pPr>
+              <w:spacing w:after="30" w:before="40"/>
+            </w:pPr>
+            <w:r>
+              <w:rPr>
+                <w:b/>
+                <w:bCs/>
+                <w:color w:val="7A5400"/>
+                <w:sz w:val="18"/>
+                <w:szCs w:val="18"/>
+              </w:rPr>
+              <w:t xml:space="preserve">Therefore... ______________</w:t>
+            </w:r>
+          </w:p>
+          <w:p>
+            <w:pPr>
+              <w:spacing w:after="50" w:before="0"/>
+            </w:pPr>
+            <w:r>
+              <w:rPr>
+                <w:color w:val="BBBBBB"/>
+                <w:sz w:val="18"/>
+                <w:szCs w:val="18"/>
+              </w:rPr>
+              <w:t xml:space="preserve">____________________________</w:t>
+            </w:r>
+          </w:p>
+        </w:tc>
+      </w:tr>
+    </w:tbl>
     <w:p>
       <w:pPr>
-        <w:spacing w:after="40" w:before="0"/>
-      </w:pPr>
-      <w:r>
-        <w:rPr>
-          <w:sz w:val="22"/>
-          <w:szCs w:val="22"/>
-        </w:rPr>
-        <w:t xml:space="preserve">1.  "7 is the same as a number plus 2." Which equation?</w:t>
+        <w:spacing w:after="60" w:before="0"/>
+      </w:pPr>
+      <w:r>
+        <w:t xml:space="preserve"/>
       </w:r>
     </w:p>
+    <w:tbl>
+      <w:tblPr>
+        <w:tblW w:type="dxa" w:w="9360"/>
+        <w:tblBorders>
+          <w:top w:val="single" w:color="C7D2DD" w:sz="6"/>
+          <w:left w:val="single" w:color="C7D2DD" w:sz="6"/>
+          <w:bottom w:val="single" w:color="C7D2DD" w:sz="6"/>
+          <w:right w:val="single" w:color="C7D2DD" w:sz="6"/>
+          <w:insideH w:val="single" w:color="C7D2DD" w:sz="6"/>
+          <w:insideV w:val="single" w:color="C7D2DD" w:sz="6"/>
+        </w:tblBorders>
+      </w:tblPr>
+      <w:tblGrid>
+        <w:gridCol w:w="2800"/>
+        <w:gridCol w:w="3560"/>
+        <w:gridCol w:w="3000"/>
+      </w:tblGrid>
+      <w:tr>
+        <w:trPr>
+          <w:cantSplit/>
+          <w:tblHeader/>
+        </w:trPr>
+        <w:tc>
+          <w:tcPr>
+            <w:tcW w:type="dxa" w:w="2800"/>
+            <w:shd w:fill="EEF4F8" w:color="auto" w:val="clear"/>
+            <w:tcMar>
+              <w:top w:type="dxa" w:w="60"/>
+              <w:left w:type="dxa" w:w="100"/>
+              <w:bottom w:type="dxa" w:w="60"/>
+              <w:right w:type="dxa" w:w="100"/>
+            </w:tcMar>
+          </w:tcPr>
+          <w:p>
+            <w:pPr>
+              <w:spacing w:after="0" w:before="0"/>
+            </w:pPr>
+            <w:r>
+              <w:rPr>
+                <w:b/>
+                <w:bCs/>
+                <w:color w:val="0F2B3C"/>
+                <w:sz w:val="16"/>
+                <w:szCs w:val="16"/>
+              </w:rPr>
+              <w:t xml:space="preserve">CORE PROBLEM / GIVEN REPRESENTATION</w:t>
+            </w:r>
+          </w:p>
+        </w:tc>
+        <w:tc>
+          <w:tcPr>
+            <w:tcW w:type="dxa" w:w="3560"/>
+            <w:shd w:fill="EEF4F8" w:color="auto" w:val="clear"/>
+            <w:tcMar>
+              <w:top w:type="dxa" w:w="60"/>
+              <w:left w:type="dxa" w:w="100"/>
+              <w:bottom w:type="dxa" w:w="60"/>
+              <w:right w:type="dxa" w:w="100"/>
+            </w:tcMar>
+          </w:tcPr>
+          <w:p>
+            <w:pPr>
+              <w:spacing w:after="0" w:before="0"/>
+            </w:pPr>
+            <w:r>
+              <w:rPr>
+                <w:b/>
+                <w:bCs/>
+                <w:color w:val="0F2B3C"/>
+                <w:sz w:val="16"/>
+                <w:szCs w:val="16"/>
+              </w:rPr>
+              <w:t xml:space="preserve">WORKING SPACE / CALCULATION STEPS</w:t>
+            </w:r>
+          </w:p>
+        </w:tc>
+        <w:tc>
+          <w:tcPr>
+            <w:tcW w:type="dxa" w:w="3000"/>
+            <w:shd w:fill="FBF3E2" w:color="auto" w:val="clear"/>
+            <w:tcMar>
+              <w:top w:type="dxa" w:w="60"/>
+              <w:left w:type="dxa" w:w="100"/>
+              <w:bottom w:type="dxa" w:w="60"/>
+              <w:right w:type="dxa" w:w="100"/>
+            </w:tcMar>
+          </w:tcPr>
+          <w:p>
+            <w:pPr>
+              <w:spacing w:after="0" w:before="0"/>
+            </w:pPr>
+            <w:r>
+              <w:rPr>
+                <w:b/>
+                <w:bCs/>
+                <w:color w:val="7A5400"/>
+                <w:sz w:val="16"/>
+                <w:szCs w:val="16"/>
+              </w:rPr>
+              <w:t xml:space="preserve">EXPLAIN YOUR REASONING</w:t>
+            </w:r>
+          </w:p>
+        </w:tc>
+      </w:tr>
+      <w:tr>
+        <w:trPr>
+          <w:cantSplit/>
+        </w:trPr>
+        <w:tc>
+          <w:tcPr>
+            <w:tcW w:type="dxa" w:w="2800"/>
+            <w:tcMar>
+              <w:top w:type="dxa" w:w="80"/>
+              <w:left w:type="dxa" w:w="100"/>
+              <w:bottom w:type="dxa" w:w="80"/>
+              <w:right w:type="dxa" w:w="100"/>
+            </w:tcMar>
+            <w:vAlign w:val="top"/>
+          </w:tcPr>
+          <w:p>
+            <w:pPr>
+              <w:spacing w:after="40" w:before="0"/>
+            </w:pPr>
+            <w:r>
+              <w:rPr>
+                <w:b/>
+                <w:bCs/>
+                <w:color w:val="0F2B3C"/>
+                <w:sz w:val="20"/>
+                <w:szCs w:val="20"/>
+              </w:rPr>
+              <w:t xml:space="preserve">2.  In 7 = n + 2, what number is n?</w:t>
+            </w:r>
+          </w:p>
+        </w:tc>
+        <w:tc>
+          <w:tcPr>
+            <w:tcW w:type="dxa" w:w="3560"/>
+            <w:tcMar>
+              <w:top w:type="dxa" w:w="80"/>
+              <w:left w:type="dxa" w:w="100"/>
+              <w:bottom w:type="dxa" w:w="80"/>
+              <w:right w:type="dxa" w:w="100"/>
+            </w:tcMar>
+            <w:vAlign w:val="top"/>
+          </w:tcPr>
+          <w:p>
+            <w:pPr>
+              <w:spacing w:after="50" w:before="0"/>
+            </w:pPr>
+            <w:r>
+              <w:rPr>
+                <w:color w:val="BBBBBB"/>
+                <w:sz w:val="18"/>
+                <w:szCs w:val="18"/>
+              </w:rPr>
+              <w:t xml:space="preserve">____________________________</w:t>
+            </w:r>
+          </w:p>
+          <w:p>
+            <w:pPr>
+              <w:spacing w:after="50" w:before="0"/>
+            </w:pPr>
+            <w:r>
+              <w:rPr>
+                <w:color w:val="BBBBBB"/>
+                <w:sz w:val="18"/>
+                <w:szCs w:val="18"/>
+              </w:rPr>
+              <w:t xml:space="preserve">____________________________</w:t>
+            </w:r>
+          </w:p>
+          <w:p>
+            <w:pPr>
+              <w:spacing w:after="50" w:before="0"/>
+            </w:pPr>
+            <w:r>
+              <w:rPr>
+                <w:color w:val="BBBBBB"/>
+                <w:sz w:val="18"/>
+                <w:szCs w:val="18"/>
+              </w:rPr>
+              <w:t xml:space="preserve">____________________________</w:t>
+            </w:r>
+          </w:p>
+          <w:p>
+            <w:pPr>
+              <w:spacing w:after="50" w:before="0"/>
+            </w:pPr>
+            <w:r>
+              <w:rPr>
+                <w:color w:val="BBBBBB"/>
+                <w:sz w:val="18"/>
+                <w:szCs w:val="18"/>
+              </w:rPr>
+              <w:t xml:space="preserve">____________________________</w:t>
+            </w:r>
+          </w:p>
+        </w:tc>
+        <w:tc>
+          <w:tcPr>
+            <w:tcW w:type="dxa" w:w="3000"/>
+            <w:shd w:fill="FBF3E2" w:color="auto" w:val="clear"/>
+            <w:tcMar>
+              <w:top w:type="dxa" w:w="80"/>
+              <w:left w:type="dxa" w:w="100"/>
+              <w:bottom w:type="dxa" w:w="80"/>
+              <w:right w:type="dxa" w:w="100"/>
+            </w:tcMar>
+            <w:vAlign w:val="top"/>
+          </w:tcPr>
+          <w:p>
+            <w:pPr>
+              <w:spacing w:after="30" w:before="0"/>
+            </w:pPr>
+            <w:r>
+              <w:rPr>
+                <w:b/>
+                <w:bCs/>
+                <w:color w:val="0F2B3C"/>
+                <w:sz w:val="18"/>
+                <w:szCs w:val="18"/>
+              </w:rPr>
+              <w:t xml:space="preserve">Because... ________________</w:t>
+            </w:r>
+          </w:p>
+          <w:p>
+            <w:pPr>
+              <w:spacing w:after="50" w:before="0"/>
+            </w:pPr>
+            <w:r>
+              <w:rPr>
+                <w:color w:val="BBBBBB"/>
+                <w:sz w:val="18"/>
+                <w:szCs w:val="18"/>
+              </w:rPr>
+              <w:t xml:space="preserve">____________________________</w:t>
+            </w:r>
+          </w:p>
+          <w:p>
+            <w:pPr>
+              <w:spacing w:after="30" w:before="40"/>
+            </w:pPr>
+            <w:r>
+              <w:rPr>
+                <w:b/>
+                <w:bCs/>
+                <w:color w:val="1A6FB5"/>
+                <w:sz w:val="18"/>
+                <w:szCs w:val="18"/>
+              </w:rPr>
+              <w:t xml:space="preserve">Although... _______________</w:t>
+            </w:r>
+          </w:p>
+          <w:p>
+            <w:pPr>
+              <w:spacing w:after="50" w:before="0"/>
+            </w:pPr>
+            <w:r>
+              <w:rPr>
+                <w:color w:val="BBBBBB"/>
+                <w:sz w:val="18"/>
+                <w:szCs w:val="18"/>
+              </w:rPr>
+              <w:t xml:space="preserve">____________________________</w:t>
+            </w:r>
+          </w:p>
+          <w:p>
+            <w:pPr>
+              <w:spacing w:after="30" w:before="40"/>
+            </w:pPr>
+            <w:r>
+              <w:rPr>
+                <w:b/>
+                <w:bCs/>
+                <w:color w:val="7A5400"/>
+                <w:sz w:val="18"/>
+                <w:szCs w:val="18"/>
+              </w:rPr>
+              <w:t xml:space="preserve">Therefore... ______________</w:t>
+            </w:r>
+          </w:p>
+          <w:p>
+            <w:pPr>
+              <w:spacing w:after="50" w:before="0"/>
+            </w:pPr>
+            <w:r>
+              <w:rPr>
+                <w:color w:val="BBBBBB"/>
+                <w:sz w:val="18"/>
+                <w:szCs w:val="18"/>
+              </w:rPr>
+              <w:t xml:space="preserve">____________________________</w:t>
+            </w:r>
+          </w:p>
+        </w:tc>
+      </w:tr>
+    </w:tbl>
     <w:p>
       <w:pPr>
-        <w:spacing w:after="40" w:before="0"/>
-      </w:pPr>
-      <w:r>
-        <w:rPr>
-          <w:color w:val="5E6E7E"/>
-          <w:sz w:val="20"/>
-          <w:szCs w:val="20"/>
-        </w:rPr>
-        <w:t xml:space="preserve">     choices: 7 = n + 2   /   7 + 2 = n   /   n = 7 + 2</w:t>
-      </w:r>
-    </w:p>
-    <w:p>
-      <w:pPr>
-        <w:spacing w:after="80" w:before="0"/>
-      </w:pPr>
-      <w:r>
-        <w:rPr>
-          <w:color w:val="BBBBBB"/>
-        </w:rPr>
-        <w:t xml:space="preserve">____________________________________________________</w:t>
-      </w:r>
-    </w:p>
-    <w:p>
-      <w:pPr>
-        <w:spacing w:after="40" w:before="0"/>
-      </w:pPr>
-      <w:r>
-        <w:rPr>
-          <w:sz w:val="22"/>
-          <w:szCs w:val="22"/>
-        </w:rPr>
-        <w:t xml:space="preserve">2.  In 7 = n + 2, what number is n?</w:t>
-      </w:r>
-    </w:p>
-    <w:p>
-      <w:pPr>
-        <w:spacing w:after="80" w:before="0"/>
-      </w:pPr>
-      <w:r>
-        <w:rPr>
-          <w:color w:val="BBBBBB"/>
-        </w:rPr>
-        <w:t xml:space="preserve">____________________________________________________</w:t>
+        <w:spacing w:after="60" w:before="0"/>
+      </w:pPr>
+      <w:r>
+        <w:t xml:space="preserve"/>
       </w:r>
     </w:p>
     <w:p>
@@ -446,6 +3955,141 @@
         <w:t xml:space="preserve">____________________________________________________</w:t>
       </w:r>
     </w:p>
+    <w:tbl>
+      <w:tblPr>
+        <w:tblW w:type="dxa" w:w="9360"/>
+        <w:tblBorders>
+          <w:top w:val="single" w:color="C7D2DD" w:sz="6"/>
+          <w:left w:val="single" w:color="C7D2DD" w:sz="6"/>
+          <w:bottom w:val="single" w:color="C7D2DD" w:sz="6"/>
+          <w:right w:val="single" w:color="C7D2DD" w:sz="6"/>
+          <w:insideH w:val="single" w:color="C7D2DD" w:sz="6"/>
+          <w:insideV w:val="single" w:color="C7D2DD" w:sz="6"/>
+        </w:tblBorders>
+      </w:tblPr>
+      <w:tblGrid>
+        <w:gridCol w:w="3120"/>
+        <w:gridCol w:w="3120"/>
+        <w:gridCol w:w="3120"/>
+      </w:tblGrid>
+      <w:tr>
+        <w:trPr>
+          <w:cantSplit/>
+          <w:tblHeader/>
+        </w:trPr>
+        <w:tc>
+          <w:tcPr>
+            <w:tcW w:type="dxa" w:w="9360"/>
+            <w:gridSpan w:val="3"/>
+            <w:shd w:fill="EEF4F8" w:color="auto" w:val="clear"/>
+            <w:tcMar>
+              <w:top w:type="dxa" w:w="60"/>
+              <w:left w:type="dxa" w:w="100"/>
+              <w:bottom w:type="dxa" w:w="60"/>
+              <w:right w:type="dxa" w:w="100"/>
+            </w:tcMar>
+          </w:tcPr>
+          <w:p>
+            <w:pPr>
+              <w:spacing w:after="0" w:before="0"/>
+            </w:pPr>
+            <w:r>
+              <w:rPr>
+                <w:b/>
+                <w:bCs/>
+                <w:color w:val="0F2B3C"/>
+                <w:sz w:val="18"/>
+                <w:szCs w:val="18"/>
+              </w:rPr>
+              <w:t xml:space="preserve">EXIT CHECK · 3-POINT SELF-ASSESSMENT CHECKLIST</w:t>
+            </w:r>
+          </w:p>
+        </w:tc>
+      </w:tr>
+      <w:tr>
+        <w:trPr>
+          <w:cantSplit/>
+        </w:trPr>
+        <w:tc>
+          <w:tcPr>
+            <w:tcW w:type="dxa" w:w="3120"/>
+            <w:tcMar>
+              <w:top w:type="dxa" w:w="80"/>
+              <w:left w:type="dxa" w:w="100"/>
+              <w:bottom w:type="dxa" w:w="80"/>
+              <w:right w:type="dxa" w:w="100"/>
+            </w:tcMar>
+          </w:tcPr>
+          <w:p>
+            <w:pPr>
+              <w:spacing w:after="0" w:before="0"/>
+            </w:pPr>
+            <w:r>
+              <w:rPr>
+                <w:b/>
+                <w:bCs/>
+                <w:color w:val="0F2B3C"/>
+                <w:sz w:val="18"/>
+                <w:szCs w:val="18"/>
+              </w:rPr>
+              <w:t xml:space="preserve">☐ 1. Units &amp; Labels Verified</w:t>
+            </w:r>
+          </w:p>
+        </w:tc>
+        <w:tc>
+          <w:tcPr>
+            <w:tcW w:type="dxa" w:w="3120"/>
+            <w:tcMar>
+              <w:top w:type="dxa" w:w="80"/>
+              <w:left w:type="dxa" w:w="100"/>
+              <w:bottom w:type="dxa" w:w="80"/>
+              <w:right w:type="dxa" w:w="100"/>
+            </w:tcMar>
+          </w:tcPr>
+          <w:p>
+            <w:pPr>
+              <w:spacing w:after="0" w:before="0"/>
+            </w:pPr>
+            <w:r>
+              <w:rPr>
+                <w:b/>
+                <w:bCs/>
+                <w:color w:val="0F2B3C"/>
+                <w:sz w:val="18"/>
+                <w:szCs w:val="18"/>
+              </w:rPr>
+              <w:t xml:space="preserve">☐ 2. Reasoning Stated (Because / Although / Therefore)</w:t>
+            </w:r>
+          </w:p>
+        </w:tc>
+        <w:tc>
+          <w:tcPr>
+            <w:tcW w:type="dxa" w:w="3120"/>
+            <w:tcMar>
+              <w:top w:type="dxa" w:w="80"/>
+              <w:left w:type="dxa" w:w="100"/>
+              <w:bottom w:type="dxa" w:w="80"/>
+              <w:right w:type="dxa" w:w="100"/>
+            </w:tcMar>
+          </w:tcPr>
+          <w:p>
+            <w:pPr>
+              <w:spacing w:after="0" w:before="0"/>
+            </w:pPr>
+            <w:r>
+              <w:rPr>
+                <w:b/>
+                <w:bCs/>
+                <w:color w:val="0F2B3C"/>
+                <w:sz w:val="18"/>
+                <w:szCs w:val="18"/>
+              </w:rPr>
+              <w:t xml:space="preserve">☐ 3. Calculations Double-Checked</w:t>
+            </w:r>
+          </w:p>
+        </w:tc>
+      </w:tr>
+    </w:tbl>
     <w:p>
       <w:pPr>
         <w:spacing w:after="60" w:before="120"/>
